--- a/10_anniversary/program_notes/节目导赏｜牡丹亭·幽媾.docx
+++ b/10_anniversary/program_notes/节目导赏｜牡丹亭·幽媾.docx
@@ -9,14 +9,120 @@
           <w:bCs w:val="1"/>
         </w:rPr>
       </w:pPr>
-      <w:r>
-        <w:rPr>
-          <w:rFonts w:ascii="Arial Unicode MS" w:cs="Arial Unicode MS" w:eastAsia="Arial Unicode MS" w:hAnsi="Arial Unicode MS"/>
+      <w:sdt>
+        <w:sdtPr>
+          <w:id w:val="322508037"/>
+          <w:tag w:val="goog_rdk_0"/>
+        </w:sdtPr>
+        <w:sdtContent>
+          <w:r>
+            <w:rPr>
+              <w:rFonts w:ascii="Arial Unicode MS" w:cs="Arial Unicode MS" w:eastAsia="Arial Unicode MS" w:hAnsi="Arial Unicode MS"/>
+              <w:b w:val="1"/>
+              <w:bCs w:val="1"/>
+              <w:rtl w:val="0"/>
+            </w:rPr>
+            <w:t xml:space="preserve">节目导赏｜越剧《牡丹亭·幽媾》</w:t>
+          </w:r>
+        </w:sdtContent>
+      </w:sdt>
+      <w:r>
+        <w:rPr>
+          <w:rtl w:val="0"/>
+        </w:rPr>
+      </w:r>
+    </w:p>
+    <w:p>
+      <w:pPr>
+        <w:spacing w:after="240" w:before="240" w:lineRule="auto"/>
+        <w:rPr/>
+      </w:pPr>
+      <w:r>
+        <w:rPr>
+          <w:rtl w:val="0"/>
+        </w:rPr>
+      </w:r>
+    </w:p>
+    <w:p>
+      <w:pPr>
+        <w:rPr/>
+      </w:pPr>
+      <w:sdt>
+        <w:sdtPr>
+          <w:id w:val="247818330"/>
+          <w:tag w:val="goog_rdk_1"/>
+        </w:sdtPr>
+        <w:sdtContent>
+          <w:r>
+            <w:rPr>
+              <w:rFonts w:ascii="Arial Unicode MS" w:cs="Arial Unicode MS" w:eastAsia="Arial Unicode MS" w:hAnsi="Arial Unicode MS"/>
+              <w:rtl w:val="0"/>
+            </w:rPr>
+            <w:t xml:space="preserve">本系列是“孟伟越剧艺术研习所十周年折子戏专场”的节目导赏，旨在为观众提供一把进入舞台的钥匙。通过简要介绍剧目的来源、内容与艺术特点，帮助您在聆听与观赏时更从容地理解细节、感受情绪。无论是否熟悉戏曲，都可以从这里开始，从容走进舞台</w:t>
+          </w:r>
+        </w:sdtContent>
+      </w:sdt>
+      <w:sdt>
+        <w:sdtPr>
+          <w:id w:val="58017359"/>
+          <w:tag w:val="goog_rdk_2"/>
+        </w:sdtPr>
+        <w:sdtContent>
+          <w:r>
+            <w:rPr>
+              <w:rFonts w:ascii="Arial Unicode MS" w:cs="Arial Unicode MS" w:eastAsia="Arial Unicode MS" w:hAnsi="Arial Unicode MS"/>
+              <w:b w:val="1"/>
+              <w:bCs w:val="1"/>
+              <w:rtl w:val="0"/>
+            </w:rPr>
+            <w:t xml:space="preserve">。</w:t>
+          </w:r>
+        </w:sdtContent>
+      </w:sdt>
+      <w:r>
+        <w:rPr>
+          <w:rtl w:val="0"/>
+        </w:rPr>
+      </w:r>
+    </w:p>
+    <w:p>
+      <w:pPr>
+        <w:rPr/>
+      </w:pPr>
+      <w:r>
+        <w:rPr>
+          <w:rtl w:val="0"/>
+        </w:rPr>
+      </w:r>
+    </w:p>
+    <w:p>
+      <w:pPr>
+        <w:rPr>
           <w:b w:val="1"/>
           <w:bCs w:val="1"/>
-          <w:rtl w:val="0"/>
-        </w:rPr>
-        <w:t xml:space="preserve">节目导赏｜越剧《牡丹亭·幽媾》</w:t>
+        </w:rPr>
+      </w:pPr>
+      <w:sdt>
+        <w:sdtPr>
+          <w:id w:val="-1271276397"/>
+          <w:tag w:val="goog_rdk_3"/>
+        </w:sdtPr>
+        <w:sdtContent>
+          <w:r>
+            <w:rPr>
+              <w:rFonts w:ascii="Arial Unicode MS" w:cs="Arial Unicode MS" w:eastAsia="Arial Unicode MS" w:hAnsi="Arial Unicode MS"/>
+              <w:b w:val="1"/>
+              <w:bCs w:val="1"/>
+              <w:rtl w:val="0"/>
+            </w:rPr>
+            <w:t xml:space="preserve">越剧《牡丹亭·幽媾》</w:t>
+          </w:r>
+        </w:sdtContent>
+      </w:sdt>
+      <w:r>
+        <w:rPr>
+          <w:rtl w:val="0"/>
+        </w:rPr>
       </w:r>
     </w:p>
     <w:p>
@@ -32,32 +138,37 @@
     </w:p>
     <w:p>
       <w:pPr>
-        <w:rPr/>
-      </w:pPr>
-      <w:r>
-        <w:rPr>
-          <w:rFonts w:ascii="Arial Unicode MS" w:cs="Arial Unicode MS" w:eastAsia="Arial Unicode MS" w:hAnsi="Arial Unicode MS"/>
-          <w:rtl w:val="0"/>
-        </w:rPr>
-        <w:t xml:space="preserve">本系列是“孟伟越剧艺术研习所十周年折子戏专场”的节目导赏，旨在为观众提供一把进入舞台的钥匙。通过简要介绍剧目的来源、内容与艺术特点，帮助您在聆听与观赏时更从容地理解细节、感受情绪。无论是否熟悉戏曲，都可以从这里开始，从容走进舞台</w:t>
-      </w:r>
-      <w:r>
-        <w:rPr>
-          <w:rFonts w:ascii="Arial Unicode MS" w:cs="Arial Unicode MS" w:eastAsia="Arial Unicode MS" w:hAnsi="Arial Unicode MS"/>
+        <w:rPr>
           <w:b w:val="1"/>
           <w:bCs w:val="1"/>
-          <w:rtl w:val="0"/>
-        </w:rPr>
-        <w:t xml:space="preserve">。</w:t>
-      </w:r>
-      <w:r>
-        <w:rPr>
-          <w:rtl w:val="0"/>
-        </w:rPr>
-      </w:r>
-    </w:p>
-    <w:p>
-      <w:pPr>
+        </w:rPr>
+      </w:pPr>
+      <w:sdt>
+        <w:sdtPr>
+          <w:id w:val="1379390226"/>
+          <w:tag w:val="goog_rdk_4"/>
+        </w:sdtPr>
+        <w:sdtContent>
+          <w:r>
+            <w:rPr>
+              <w:rFonts w:ascii="Arial Unicode MS" w:cs="Arial Unicode MS" w:eastAsia="Arial Unicode MS" w:hAnsi="Arial Unicode MS"/>
+              <w:b w:val="1"/>
+              <w:bCs w:val="1"/>
+              <w:rtl w:val="0"/>
+            </w:rPr>
+            <w:t xml:space="preserve">【演出剧照】</w:t>
+          </w:r>
+        </w:sdtContent>
+      </w:sdt>
+      <w:r>
+        <w:rPr>
+          <w:rtl w:val="0"/>
+        </w:rPr>
+      </w:r>
+    </w:p>
+    <w:p>
+      <w:pPr>
+        <w:spacing w:after="240" w:before="240" w:lineRule="auto"/>
         <w:rPr/>
       </w:pPr>
       <w:r>
@@ -73,14 +184,243 @@
           <w:bCs w:val="1"/>
         </w:rPr>
       </w:pPr>
-      <w:r>
-        <w:rPr>
-          <w:rFonts w:ascii="Arial Unicode MS" w:cs="Arial Unicode MS" w:eastAsia="Arial Unicode MS" w:hAnsi="Arial Unicode MS"/>
+      <w:sdt>
+        <w:sdtPr>
+          <w:id w:val="1189413892"/>
+          <w:tag w:val="goog_rdk_5"/>
+        </w:sdtPr>
+        <w:sdtContent>
+          <w:r>
+            <w:rPr>
+              <w:rFonts w:ascii="Arial Unicode MS" w:cs="Arial Unicode MS" w:eastAsia="Arial Unicode MS" w:hAnsi="Arial Unicode MS"/>
+              <w:b w:val="1"/>
+              <w:bCs w:val="1"/>
+              <w:rtl w:val="0"/>
+            </w:rPr>
+            <w:t xml:space="preserve">一、剧目源流｜从“临川四梦”到越剧舞台的至情幻梦</w:t>
+          </w:r>
+        </w:sdtContent>
+      </w:sdt>
+      <w:r>
+        <w:rPr>
+          <w:rtl w:val="0"/>
+        </w:rPr>
+      </w:r>
+    </w:p>
+    <w:p>
+      <w:pPr>
+        <w:rPr>
           <w:b w:val="1"/>
           <w:bCs w:val="1"/>
-          <w:rtl w:val="0"/>
-        </w:rPr>
-        <w:t xml:space="preserve">越剧《牡丹亭·幽媾》</w:t>
+        </w:rPr>
+      </w:pPr>
+      <w:r>
+        <w:rPr>
+          <w:rtl w:val="0"/>
+        </w:rPr>
+      </w:r>
+    </w:p>
+    <w:p>
+      <w:pPr>
+        <w:rPr/>
+      </w:pPr>
+      <w:sdt>
+        <w:sdtPr>
+          <w:id w:val="-1332947939"/>
+          <w:tag w:val="goog_rdk_6"/>
+        </w:sdtPr>
+        <w:sdtContent>
+          <w:r>
+            <w:rPr>
+              <w:rFonts w:ascii="Arial Unicode MS" w:cs="Arial Unicode MS" w:eastAsia="Arial Unicode MS" w:hAnsi="Arial Unicode MS"/>
+              <w:rtl w:val="0"/>
+            </w:rPr>
+            <w:t xml:space="preserve">《牡丹亭》（全名《牡丹亭还魂记》）是明代剧作家汤显祖的“临川四梦”之首，被誉为中国浪漫主义文学的巅峰之作，成书于万历二十六年（1598年）。这部“情不知所起，一往而深”的传奇，以其超越生死的至情主题，数百年来震撼了无数心灵。从昆曲的典雅传承，到各地方剧种的精彩演绎，《牡丹亭》始终是戏曲舞台上长盛不衰的经典题材。</w:t>
+          </w:r>
+        </w:sdtContent>
+      </w:sdt>
+      <w:r>
+        <w:rPr>
+          <w:rtl w:val="0"/>
+        </w:rPr>
+      </w:r>
+    </w:p>
+    <w:p>
+      <w:pPr>
+        <w:rPr/>
+      </w:pPr>
+      <w:r>
+        <w:rPr>
+          <w:rtl w:val="0"/>
+        </w:rPr>
+      </w:r>
+    </w:p>
+    <w:p>
+      <w:pPr>
+        <w:rPr/>
+      </w:pPr>
+      <w:sdt>
+        <w:sdtPr>
+          <w:id w:val="2021708083"/>
+          <w:tag w:val="goog_rdk_7"/>
+        </w:sdtPr>
+        <w:sdtContent>
+          <w:r>
+            <w:rPr>
+              <w:rFonts w:ascii="Arial Unicode MS" w:cs="Arial Unicode MS" w:eastAsia="Arial Unicode MS" w:hAnsi="Arial Unicode MS"/>
+              <w:rtl w:val="0"/>
+            </w:rPr>
+            <w:t xml:space="preserve">越剧版的《牡丹亭》承袭了原著的瑰丽想象与深情内核，并以其特有的温婉细腻、唱腔柔美进行诠释，成为越剧舞台上一朵梦幻奇葩。本次上演的《幽媾》一折，正是全剧情感与戏剧张力的高潮段落，将“人鬼相恋”的奇绝想象与“情能还魂”的坚定信念展现得淋漓尽致。</w:t>
+          </w:r>
+        </w:sdtContent>
+      </w:sdt>
+      <w:r>
+        <w:rPr>
+          <w:rtl w:val="0"/>
+        </w:rPr>
+      </w:r>
+    </w:p>
+    <w:p>
+      <w:pPr>
+        <w:spacing w:after="240" w:before="240" w:lineRule="auto"/>
+        <w:rPr/>
+      </w:pPr>
+      <w:r>
+        <w:rPr>
+          <w:rtl w:val="0"/>
+        </w:rPr>
+      </w:r>
+    </w:p>
+    <w:p>
+      <w:pPr>
+        <w:rPr/>
+      </w:pPr>
+      <w:sdt>
+        <w:sdtPr>
+          <w:id w:val="-165783901"/>
+          <w:tag w:val="goog_rdk_8"/>
+        </w:sdtPr>
+        <w:sdtContent>
+          <w:r>
+            <w:rPr>
+              <w:rFonts w:ascii="Arial Unicode MS" w:cs="Arial Unicode MS" w:eastAsia="Arial Unicode MS" w:hAnsi="Arial Unicode MS"/>
+              <w:b w:val="1"/>
+              <w:bCs w:val="1"/>
+              <w:rtl w:val="0"/>
+            </w:rPr>
+            <w:t xml:space="preserve">二、故事背景｜一场跨越生死的书房幽会</w:t>
+          </w:r>
+        </w:sdtContent>
+      </w:sdt>
+      <w:r>
+        <w:rPr>
+          <w:rtl w:val="0"/>
+        </w:rPr>
+      </w:r>
+    </w:p>
+    <w:p>
+      <w:pPr>
+        <w:rPr/>
+      </w:pPr>
+      <w:r>
+        <w:rPr>
+          <w:rtl w:val="0"/>
+        </w:rPr>
+      </w:r>
+    </w:p>
+    <w:p>
+      <w:pPr>
+        <w:rPr/>
+      </w:pPr>
+      <w:sdt>
+        <w:sdtPr>
+          <w:id w:val="1757397061"/>
+          <w:tag w:val="goog_rdk_9"/>
+        </w:sdtPr>
+        <w:sdtContent>
+          <w:r>
+            <w:rPr>
+              <w:rFonts w:ascii="Arial Unicode MS" w:cs="Arial Unicode MS" w:eastAsia="Arial Unicode MS" w:hAnsi="Arial Unicode MS"/>
+              <w:rtl w:val="0"/>
+            </w:rPr>
+            <w:t xml:space="preserve">《牡丹亭》讲述了南宋时，南安太守杜宝之女杜丽娘，于春日游园后，在梦中与书生柳梦梅相会，醒后因情成疾，伤春而逝。临终前，她自画真容，藏于后花园太湖石下。三年后，岭南书生柳梦梅赴京应试，途经南安，借住杜家旧园，恰巧拾得丽娘画像，对画中人日夜思念，声声呼唤。</w:t>
+          </w:r>
+        </w:sdtContent>
+      </w:sdt>
+      <w:r>
+        <w:rPr>
+          <w:rtl w:val="0"/>
+        </w:rPr>
+      </w:r>
+    </w:p>
+    <w:p>
+      <w:pPr>
+        <w:rPr/>
+      </w:pPr>
+      <w:r>
+        <w:rPr>
+          <w:rtl w:val="0"/>
+        </w:rPr>
+      </w:r>
+    </w:p>
+    <w:p>
+      <w:pPr>
+        <w:rPr/>
+      </w:pPr>
+      <w:sdt>
+        <w:sdtPr>
+          <w:id w:val="-599273137"/>
+          <w:tag w:val="goog_rdk_10"/>
+        </w:sdtPr>
+        <w:sdtContent>
+          <w:r>
+            <w:rPr>
+              <w:rFonts w:ascii="Arial Unicode MS" w:cs="Arial Unicode MS" w:eastAsia="Arial Unicode MS" w:hAnsi="Arial Unicode MS"/>
+              <w:rtl w:val="0"/>
+            </w:rPr>
+            <w:t xml:space="preserve">《幽媾》一折，便始于这深情的呼唤。杜丽娘的魂魄被柳梦梅的至诚感动，深夜前来书房相会。一方是痴情不改、不惧鬼神的书生；另一方是感其诚挚、为情还魂的幽魂。整场戏在深夜书斋的特定情境中展开，充满了神秘、缠绵而又勇敢的气息。越剧的吴侬软语与婉转唱腔，将这段超越阴阳的恋情演绎得既凄美动人，又热烈真挚。</w:t>
+          </w:r>
+        </w:sdtContent>
+      </w:sdt>
+      <w:r>
+        <w:rPr>
+          <w:rtl w:val="0"/>
+        </w:rPr>
+      </w:r>
+    </w:p>
+    <w:p>
+      <w:pPr>
+        <w:rPr/>
+      </w:pPr>
+      <w:r>
+        <w:rPr>
+          <w:rtl w:val="0"/>
+        </w:rPr>
+      </w:r>
+    </w:p>
+    <w:p>
+      <w:pPr>
+        <w:rPr/>
+      </w:pPr>
+      <w:sdt>
+        <w:sdtPr>
+          <w:id w:val="1145725513"/>
+          <w:tag w:val="goog_rdk_11"/>
+        </w:sdtPr>
+        <w:sdtContent>
+          <w:r>
+            <w:rPr>
+              <w:rFonts w:ascii="Arial Unicode MS" w:cs="Arial Unicode MS" w:eastAsia="Arial Unicode MS" w:hAnsi="Arial Unicode MS"/>
+              <w:rtl w:val="0"/>
+            </w:rPr>
+            <w:t xml:space="preserve">虽无繁杂场景，却以“一画一梦一魂”为线索，在亦真亦幻的时空中，铺陈出人性深处对自由与真爱最极致的追求——这既是杜柳爱情得以实现的关键，也是《牡丹亭》“至情”主题的集中爆发，堪称中国戏曲“因情成梦，因梦成戏”的哲学与诗意的完美呈现。</w:t>
+          </w:r>
+        </w:sdtContent>
+      </w:sdt>
+      <w:r>
+        <w:rPr>
+          <w:rtl w:val="0"/>
+        </w:rPr>
       </w:r>
     </w:p>
     <w:p>
@@ -101,238 +441,65 @@
           <w:bCs w:val="1"/>
         </w:rPr>
       </w:pPr>
-      <w:r>
-        <w:rPr>
-          <w:rFonts w:ascii="Arial Unicode MS" w:cs="Arial Unicode MS" w:eastAsia="Arial Unicode MS" w:hAnsi="Arial Unicode MS"/>
+      <w:sdt>
+        <w:sdtPr>
+          <w:id w:val="-655438829"/>
+          <w:tag w:val="goog_rdk_12"/>
+        </w:sdtPr>
+        <w:sdtContent>
+          <w:r>
+            <w:rPr>
+              <w:rFonts w:ascii="Arial Unicode MS" w:cs="Arial Unicode MS" w:eastAsia="Arial Unicode MS" w:hAnsi="Arial Unicode MS"/>
+              <w:b w:val="1"/>
+              <w:bCs w:val="1"/>
+              <w:rtl w:val="0"/>
+            </w:rPr>
+            <w:t xml:space="preserve">三、越剧特色｜水磨雅韵如何诉说生死奇恋</w:t>
+          </w:r>
+        </w:sdtContent>
+      </w:sdt>
+      <w:r>
+        <w:rPr>
+          <w:rtl w:val="0"/>
+        </w:rPr>
+      </w:r>
+    </w:p>
+    <w:p>
+      <w:pPr>
+        <w:rPr>
           <w:b w:val="1"/>
           <w:bCs w:val="1"/>
-          <w:rtl w:val="0"/>
-        </w:rPr>
-        <w:t xml:space="preserve">【演出剧照】</w:t>
-      </w:r>
-    </w:p>
-    <w:p>
-      <w:pPr>
-        <w:spacing w:after="240" w:before="240" w:lineRule="auto"/>
-        <w:rPr/>
-      </w:pPr>
-      <w:r>
-        <w:rPr>
-          <w:rtl w:val="0"/>
-        </w:rPr>
-      </w:r>
-    </w:p>
-    <w:p>
-      <w:pPr>
-        <w:rPr>
-          <w:b w:val="1"/>
-          <w:bCs w:val="1"/>
-        </w:rPr>
-      </w:pPr>
-      <w:r>
-        <w:rPr>
-          <w:rFonts w:ascii="Arial Unicode MS" w:cs="Arial Unicode MS" w:eastAsia="Arial Unicode MS" w:hAnsi="Arial Unicode MS"/>
-          <w:b w:val="1"/>
-          <w:bCs w:val="1"/>
-          <w:rtl w:val="0"/>
-        </w:rPr>
-        <w:t xml:space="preserve">一、剧目源流｜从“临川四梦”到越剧舞台的至情幻梦</w:t>
-      </w:r>
-    </w:p>
-    <w:p>
-      <w:pPr>
-        <w:rPr>
-          <w:b w:val="1"/>
-          <w:bCs w:val="1"/>
-        </w:rPr>
-      </w:pPr>
-      <w:r>
-        <w:rPr>
-          <w:rtl w:val="0"/>
-        </w:rPr>
-      </w:r>
-    </w:p>
-    <w:p>
-      <w:pPr>
-        <w:rPr/>
-      </w:pPr>
-      <w:r>
-        <w:rPr>
-          <w:rFonts w:ascii="Arial Unicode MS" w:cs="Arial Unicode MS" w:eastAsia="Arial Unicode MS" w:hAnsi="Arial Unicode MS"/>
-          <w:rtl w:val="0"/>
-        </w:rPr>
-        <w:t xml:space="preserve">《牡丹亭》（全名《牡丹亭还魂记》）是明代剧作家汤显祖的“临川四梦”之首，被誉为中国浪漫主义文学的巅峰之作，成书于万历二十六年（1598年）。这部“情不知所起，一往而深”的传奇，以其超越生死的至情主题，数百年来震撼了无数心灵。从昆曲的典雅传承，到各地方剧种的精彩演绎，《牡丹亭》始终是戏曲舞台上长盛不衰的经典题材。</w:t>
-      </w:r>
-    </w:p>
-    <w:p>
-      <w:pPr>
-        <w:rPr/>
-      </w:pPr>
-      <w:r>
-        <w:rPr>
-          <w:rtl w:val="0"/>
-        </w:rPr>
-      </w:r>
-    </w:p>
-    <w:p>
-      <w:pPr>
-        <w:rPr/>
-      </w:pPr>
-      <w:r>
-        <w:rPr>
-          <w:rFonts w:ascii="Arial Unicode MS" w:cs="Arial Unicode MS" w:eastAsia="Arial Unicode MS" w:hAnsi="Arial Unicode MS"/>
-          <w:rtl w:val="0"/>
-        </w:rPr>
-        <w:t xml:space="preserve">越剧版的《牡丹亭》承袭了原著的瑰丽想象与深情内核，并以其特有的温婉细腻、唱腔柔美进行诠释，成为越剧舞台上一朵梦幻奇葩。本次上演的《幽媾》一折，正是全剧情感与戏剧张力的高潮段落，将“人鬼相恋”的奇绝想象与“情能还魂”的坚定信念展现得淋漓尽致。</w:t>
-      </w:r>
-    </w:p>
-    <w:p>
-      <w:pPr>
-        <w:spacing w:after="240" w:before="240" w:lineRule="auto"/>
-        <w:rPr/>
-      </w:pPr>
-      <w:r>
-        <w:rPr>
-          <w:rtl w:val="0"/>
-        </w:rPr>
-      </w:r>
-    </w:p>
-    <w:p>
-      <w:pPr>
-        <w:rPr/>
-      </w:pPr>
-      <w:r>
-        <w:rPr>
-          <w:rFonts w:ascii="Arial Unicode MS" w:cs="Arial Unicode MS" w:eastAsia="Arial Unicode MS" w:hAnsi="Arial Unicode MS"/>
-          <w:b w:val="1"/>
-          <w:bCs w:val="1"/>
-          <w:rtl w:val="0"/>
-        </w:rPr>
-        <w:t xml:space="preserve">二、故事背景｜一场跨越生死的书房幽会</w:t>
-      </w:r>
-      <w:r>
-        <w:rPr>
-          <w:rtl w:val="0"/>
-        </w:rPr>
-      </w:r>
-    </w:p>
-    <w:p>
-      <w:pPr>
-        <w:rPr/>
-      </w:pPr>
-      <w:r>
-        <w:rPr>
-          <w:rtl w:val="0"/>
-        </w:rPr>
-      </w:r>
-    </w:p>
-    <w:p>
-      <w:pPr>
-        <w:rPr/>
-      </w:pPr>
-      <w:r>
-        <w:rPr>
-          <w:rFonts w:ascii="Arial Unicode MS" w:cs="Arial Unicode MS" w:eastAsia="Arial Unicode MS" w:hAnsi="Arial Unicode MS"/>
-          <w:rtl w:val="0"/>
-        </w:rPr>
-        <w:t xml:space="preserve">《牡丹亭》讲述了南宋时，南安太守杜宝之女杜丽娘，于春日游园后，在梦中与书生柳梦梅相会，醒后因情成疾，伤春而逝。临终前，她自画真容，藏于后花园太湖石下。三年后，岭南书生柳梦梅赴京应试，途经南安，借住杜家旧园，恰巧拾得丽娘画像，对画中人日夜思念，声声呼唤。</w:t>
-      </w:r>
-    </w:p>
-    <w:p>
-      <w:pPr>
-        <w:rPr/>
-      </w:pPr>
-      <w:r>
-        <w:rPr>
-          <w:rtl w:val="0"/>
-        </w:rPr>
-      </w:r>
-    </w:p>
-    <w:p>
-      <w:pPr>
-        <w:rPr/>
-      </w:pPr>
-      <w:r>
-        <w:rPr>
-          <w:rFonts w:ascii="Arial Unicode MS" w:cs="Arial Unicode MS" w:eastAsia="Arial Unicode MS" w:hAnsi="Arial Unicode MS"/>
-          <w:rtl w:val="0"/>
-        </w:rPr>
-        <w:t xml:space="preserve">《幽媾》一折，便始于这深情的呼唤。杜丽娘的魂魄被柳梦梅的至诚感动，深夜前来书房相会。一方是痴情不改、不惧鬼神的书生；另一方是感其诚挚、为情还魂的幽魂。整场戏在深夜书斋的特定情境中展开，充满了神秘、缠绵而又勇敢的气息。越剧的吴侬软语与婉转唱腔，将这段超越阴阳的恋情演绎得既凄美动人，又热烈真挚。</w:t>
-      </w:r>
-    </w:p>
-    <w:p>
-      <w:pPr>
-        <w:rPr/>
-      </w:pPr>
-      <w:r>
-        <w:rPr>
-          <w:rtl w:val="0"/>
-        </w:rPr>
-      </w:r>
-    </w:p>
-    <w:p>
-      <w:pPr>
-        <w:rPr/>
-      </w:pPr>
-      <w:r>
-        <w:rPr>
-          <w:rFonts w:ascii="Arial Unicode MS" w:cs="Arial Unicode MS" w:eastAsia="Arial Unicode MS" w:hAnsi="Arial Unicode MS"/>
-          <w:rtl w:val="0"/>
-        </w:rPr>
-        <w:t xml:space="preserve">虽无繁杂场景，却以“一画一梦一魂”为线索，在亦真亦幻的时空中，铺陈出人性深处对自由与真爱最极致的追求——这既是杜柳爱情得以实现的关键，也是《牡丹亭》“至情”主题的集中爆发，堪称中国戏曲“因情成梦，因梦成戏”的哲学与诗意的完美呈现。</w:t>
-      </w:r>
-    </w:p>
-    <w:p>
-      <w:pPr>
-        <w:spacing w:after="240" w:before="240" w:lineRule="auto"/>
-        <w:rPr/>
-      </w:pPr>
-      <w:r>
-        <w:rPr>
-          <w:rtl w:val="0"/>
-        </w:rPr>
-      </w:r>
-    </w:p>
-    <w:p>
-      <w:pPr>
-        <w:rPr>
-          <w:b w:val="1"/>
-          <w:bCs w:val="1"/>
-        </w:rPr>
-      </w:pPr>
-      <w:r>
-        <w:rPr>
-          <w:rFonts w:ascii="Arial Unicode MS" w:cs="Arial Unicode MS" w:eastAsia="Arial Unicode MS" w:hAnsi="Arial Unicode MS"/>
-          <w:b w:val="1"/>
-          <w:bCs w:val="1"/>
-          <w:rtl w:val="0"/>
-        </w:rPr>
-        <w:t xml:space="preserve">三、越剧特色｜水磨雅韵如何诉说生死奇恋</w:t>
-      </w:r>
-    </w:p>
-    <w:p>
-      <w:pPr>
-        <w:rPr>
-          <w:b w:val="1"/>
-          <w:bCs w:val="1"/>
-        </w:rPr>
-      </w:pPr>
-      <w:r>
-        <w:rPr>
-          <w:rtl w:val="0"/>
-        </w:rPr>
-      </w:r>
-    </w:p>
-    <w:p>
-      <w:pPr>
-        <w:rPr/>
-      </w:pPr>
-      <w:r>
-        <w:rPr>
-          <w:rFonts w:ascii="Arial Unicode MS" w:cs="Arial Unicode MS" w:eastAsia="Arial Unicode MS" w:hAnsi="Arial Unicode MS"/>
-          <w:rtl w:val="0"/>
-        </w:rPr>
-        <w:t xml:space="preserve">《幽媾》一折作为经典的对子戏，充分融合了越剧的抒情特质与《牡丹亭》的古典诗意：</w:t>
+        </w:rPr>
+      </w:pPr>
+      <w:r>
+        <w:rPr>
+          <w:rtl w:val="0"/>
+        </w:rPr>
+      </w:r>
+    </w:p>
+    <w:p>
+      <w:pPr>
+        <w:rPr/>
+      </w:pPr>
+      <w:sdt>
+        <w:sdtPr>
+          <w:id w:val="933876469"/>
+          <w:tag w:val="goog_rdk_13"/>
+        </w:sdtPr>
+        <w:sdtContent>
+          <w:r>
+            <w:rPr>
+              <w:rFonts w:ascii="Arial Unicode MS" w:cs="Arial Unicode MS" w:eastAsia="Arial Unicode MS" w:hAnsi="Arial Unicode MS"/>
+              <w:rtl w:val="0"/>
+            </w:rPr>
+            <w:t xml:space="preserve">《幽媾》一折作为经典的对子戏，充分融合了越剧的抒情特质与《牡丹亭》的古典诗意：</w:t>
+          </w:r>
+        </w:sdtContent>
+      </w:sdt>
+      <w:r>
+        <w:rPr>
+          <w:rtl w:val="0"/>
+        </w:rPr>
       </w:r>
     </w:p>
     <w:p>
@@ -356,21 +523,42 @@
           <w:u w:val="none"/>
         </w:rPr>
       </w:pPr>
-      <w:r>
-        <w:rPr>
-          <w:rFonts w:ascii="Arial Unicode MS" w:cs="Arial Unicode MS" w:eastAsia="Arial Unicode MS" w:hAnsi="Arial Unicode MS"/>
-          <w:b w:val="1"/>
-          <w:bCs w:val="1"/>
-          <w:rtl w:val="0"/>
-        </w:rPr>
-        <w:t xml:space="preserve">唱腔之韵</w:t>
-      </w:r>
-      <w:r>
-        <w:rPr>
-          <w:rFonts w:ascii="Arial Unicode MS" w:cs="Arial Unicode MS" w:eastAsia="Arial Unicode MS" w:hAnsi="Arial Unicode MS"/>
-          <w:rtl w:val="0"/>
-        </w:rPr>
-        <w:t xml:space="preserve">：旋律在深情中蕴含幽怨，在缱绻间透出空灵。柳梦梅的唱段充满书卷气与惊喜交织的激情，杜丽娘的唱段则如泣如诉，在鬼魂的飘渺与少女的炽热间取得精妙平衡，两者的唱腔交织，营造出梦幻般的听觉享受。</w:t>
+      <w:sdt>
+        <w:sdtPr>
+          <w:id w:val="-19415324"/>
+          <w:tag w:val="goog_rdk_14"/>
+        </w:sdtPr>
+        <w:sdtContent>
+          <w:r>
+            <w:rPr>
+              <w:rFonts w:ascii="Arial Unicode MS" w:cs="Arial Unicode MS" w:eastAsia="Arial Unicode MS" w:hAnsi="Arial Unicode MS"/>
+              <w:b w:val="1"/>
+              <w:bCs w:val="1"/>
+              <w:rtl w:val="0"/>
+            </w:rPr>
+            <w:t xml:space="preserve">唱腔之韵</w:t>
+          </w:r>
+        </w:sdtContent>
+      </w:sdt>
+      <w:sdt>
+        <w:sdtPr>
+          <w:id w:val="-1806188106"/>
+          <w:tag w:val="goog_rdk_15"/>
+        </w:sdtPr>
+        <w:sdtContent>
+          <w:r>
+            <w:rPr>
+              <w:rFonts w:ascii="Arial Unicode MS" w:cs="Arial Unicode MS" w:eastAsia="Arial Unicode MS" w:hAnsi="Arial Unicode MS"/>
+              <w:rtl w:val="0"/>
+            </w:rPr>
+            <w:t xml:space="preserve">：旋律在深情中蕴含幽怨，在缱绻间透出空灵。柳梦梅的唱段充满书卷气与惊喜交织的激情，杜丽娘的唱段则如泣如诉，在鬼魂的飘渺与少女的炽热间取得精妙平衡，两者的唱腔交织，营造出梦幻般的听觉享受。</w:t>
+          </w:r>
+        </w:sdtContent>
+      </w:sdt>
+      <w:r>
+        <w:rPr>
+          <w:rtl w:val="0"/>
+        </w:rPr>
       </w:r>
     </w:p>
     <w:p>
@@ -394,21 +582,42 @@
           <w:u w:val="none"/>
         </w:rPr>
       </w:pPr>
-      <w:r>
-        <w:rPr>
-          <w:rFonts w:ascii="Arial Unicode MS" w:cs="Arial Unicode MS" w:eastAsia="Arial Unicode MS" w:hAnsi="Arial Unicode MS"/>
-          <w:b w:val="1"/>
-          <w:bCs w:val="1"/>
-          <w:rtl w:val="0"/>
-        </w:rPr>
-        <w:t xml:space="preserve">念白之雅</w:t>
-      </w:r>
-      <w:r>
-        <w:rPr>
-          <w:rFonts w:ascii="Arial Unicode MS" w:cs="Arial Unicode MS" w:eastAsia="Arial Unicode MS" w:hAnsi="Arial Unicode MS"/>
-          <w:rtl w:val="0"/>
-        </w:rPr>
-        <w:t xml:space="preserve">：念白文雅而富有情致，既符合书生与大家闺秀的身份，又在诗词唱和中传递澎湃的情感。柳梦梅的痴语与丽娘的哀诉，构成了极具文学美感的对话。</w:t>
+      <w:sdt>
+        <w:sdtPr>
+          <w:id w:val="-1088786579"/>
+          <w:tag w:val="goog_rdk_16"/>
+        </w:sdtPr>
+        <w:sdtContent>
+          <w:r>
+            <w:rPr>
+              <w:rFonts w:ascii="Arial Unicode MS" w:cs="Arial Unicode MS" w:eastAsia="Arial Unicode MS" w:hAnsi="Arial Unicode MS"/>
+              <w:b w:val="1"/>
+              <w:bCs w:val="1"/>
+              <w:rtl w:val="0"/>
+            </w:rPr>
+            <w:t xml:space="preserve">念白之雅</w:t>
+          </w:r>
+        </w:sdtContent>
+      </w:sdt>
+      <w:sdt>
+        <w:sdtPr>
+          <w:id w:val="512947027"/>
+          <w:tag w:val="goog_rdk_17"/>
+        </w:sdtPr>
+        <w:sdtContent>
+          <w:r>
+            <w:rPr>
+              <w:rFonts w:ascii="Arial Unicode MS" w:cs="Arial Unicode MS" w:eastAsia="Arial Unicode MS" w:hAnsi="Arial Unicode MS"/>
+              <w:rtl w:val="0"/>
+            </w:rPr>
+            <w:t xml:space="preserve">：念白文雅而富有情致，既符合书生与大家闺秀的身份，又在诗词唱和中传递澎湃的情感。柳梦梅的痴语与丽娘的哀诉，构成了极具文学美感的对话。</w:t>
+          </w:r>
+        </w:sdtContent>
+      </w:sdt>
+      <w:r>
+        <w:rPr>
+          <w:rtl w:val="0"/>
+        </w:rPr>
       </w:r>
     </w:p>
     <w:p>
@@ -432,21 +641,291 @@
           <w:u w:val="none"/>
         </w:rPr>
       </w:pPr>
-      <w:r>
-        <w:rPr>
-          <w:rFonts w:ascii="Arial Unicode MS" w:cs="Arial Unicode MS" w:eastAsia="Arial Unicode MS" w:hAnsi="Arial Unicode MS"/>
+      <w:sdt>
+        <w:sdtPr>
+          <w:id w:val="1741245463"/>
+          <w:tag w:val="goog_rdk_18"/>
+        </w:sdtPr>
+        <w:sdtContent>
+          <w:r>
+            <w:rPr>
+              <w:rFonts w:ascii="Arial Unicode MS" w:cs="Arial Unicode MS" w:eastAsia="Arial Unicode MS" w:hAnsi="Arial Unicode MS"/>
+              <w:b w:val="1"/>
+              <w:bCs w:val="1"/>
+              <w:rtl w:val="0"/>
+            </w:rPr>
+            <w:t xml:space="preserve">表演之幻</w:t>
+          </w:r>
+        </w:sdtContent>
+      </w:sdt>
+      <w:sdt>
+        <w:sdtPr>
+          <w:id w:val="186735534"/>
+          <w:tag w:val="goog_rdk_19"/>
+        </w:sdtPr>
+        <w:sdtContent>
+          <w:r>
+            <w:rPr>
+              <w:rFonts w:ascii="Arial Unicode MS" w:cs="Arial Unicode MS" w:eastAsia="Arial Unicode MS" w:hAnsi="Arial Unicode MS"/>
+              <w:rtl w:val="0"/>
+            </w:rPr>
+            <w:t xml:space="preserve">： 本折表演重在“虚实相生”。杜丽娘的出场与身段，需兼具鬼魂的轻盈飘忽和见到情人时的实体感；柳梦梅则需从惊疑到确信，再到狂喜，情感跨度极大。演员通过水袖、台步、眼神的细腻控制，在方寸舞台上构建出一个真实可感的“幽冥情园”。</w:t>
+          </w:r>
+        </w:sdtContent>
+      </w:sdt>
+      <w:r>
+        <w:rPr>
+          <w:rtl w:val="0"/>
+        </w:rPr>
+      </w:r>
+    </w:p>
+    <w:p>
+      <w:pPr>
+        <w:spacing w:after="240" w:before="240" w:lineRule="auto"/>
+        <w:rPr/>
+      </w:pPr>
+      <w:r>
+        <w:rPr>
+          <w:rtl w:val="0"/>
+        </w:rPr>
+      </w:r>
+    </w:p>
+    <w:p>
+      <w:pPr>
+        <w:rPr>
           <w:b w:val="1"/>
           <w:bCs w:val="1"/>
-          <w:rtl w:val="0"/>
-        </w:rPr>
-        <w:t xml:space="preserve">表演之幻</w:t>
-      </w:r>
-      <w:r>
-        <w:rPr>
-          <w:rFonts w:ascii="Arial Unicode MS" w:cs="Arial Unicode MS" w:eastAsia="Arial Unicode MS" w:hAnsi="Arial Unicode MS"/>
-          <w:rtl w:val="0"/>
-        </w:rPr>
-        <w:t xml:space="preserve">： 本折表演重在“虚实相生”。杜丽娘的出场与身段，需兼具鬼魂的轻盈飘忽和见到情人时的实体感；柳梦梅则需从惊疑到确信，再到狂喜，情感跨度极大。演员通过水袖、台步、眼神的细腻控制，在方寸舞台上构建出一个真实可感的“幽冥情园”。</w:t>
+        </w:rPr>
+      </w:pPr>
+      <w:sdt>
+        <w:sdtPr>
+          <w:id w:val="-351039885"/>
+          <w:tag w:val="goog_rdk_20"/>
+        </w:sdtPr>
+        <w:sdtContent>
+          <w:r>
+            <w:rPr>
+              <w:rFonts w:ascii="Arial Unicode MS" w:cs="Arial Unicode MS" w:eastAsia="Arial Unicode MS" w:hAnsi="Arial Unicode MS"/>
+              <w:b w:val="1"/>
+              <w:bCs w:val="1"/>
+              <w:rtl w:val="0"/>
+            </w:rPr>
+            <w:t xml:space="preserve">四、戏曲行当｜生死相隔，行当各展其美</w:t>
+          </w:r>
+        </w:sdtContent>
+      </w:sdt>
+      <w:r>
+        <w:rPr>
+          <w:rtl w:val="0"/>
+        </w:rPr>
+      </w:r>
+    </w:p>
+    <w:p>
+      <w:pPr>
+        <w:rPr/>
+      </w:pPr>
+      <w:r>
+        <w:rPr>
+          <w:rtl w:val="0"/>
+        </w:rPr>
+      </w:r>
+    </w:p>
+    <w:p>
+      <w:pPr>
+        <w:rPr/>
+      </w:pPr>
+      <w:sdt>
+        <w:sdtPr>
+          <w:id w:val="454505584"/>
+          <w:tag w:val="goog_rdk_21"/>
+        </w:sdtPr>
+        <w:sdtContent>
+          <w:r>
+            <w:rPr>
+              <w:rFonts w:ascii="Arial Unicode MS" w:cs="Arial Unicode MS" w:eastAsia="Arial Unicode MS" w:hAnsi="Arial Unicode MS"/>
+              <w:b w:val="1"/>
+              <w:bCs w:val="1"/>
+              <w:rtl w:val="0"/>
+            </w:rPr>
+            <w:t xml:space="preserve">柳梦梅｜小生</w:t>
+          </w:r>
+        </w:sdtContent>
+      </w:sdt>
+      <w:r>
+        <w:rPr>
+          <w:rtl w:val="0"/>
+        </w:rPr>
+      </w:r>
+    </w:p>
+    <w:p>
+      <w:pPr>
+        <w:rPr/>
+      </w:pPr>
+      <w:r>
+        <w:rPr>
+          <w:rtl w:val="0"/>
+        </w:rPr>
+      </w:r>
+    </w:p>
+    <w:p>
+      <w:pPr>
+        <w:rPr/>
+      </w:pPr>
+      <w:sdt>
+        <w:sdtPr>
+          <w:id w:val="-2141052120"/>
+          <w:tag w:val="goog_rdk_22"/>
+        </w:sdtPr>
+        <w:sdtContent>
+          <w:r>
+            <w:rPr>
+              <w:rFonts w:ascii="Arial Unicode MS" w:cs="Arial Unicode MS" w:eastAsia="Arial Unicode MS" w:hAnsi="Arial Unicode MS"/>
+              <w:rtl w:val="0"/>
+            </w:rPr>
+            <w:t xml:space="preserve">柳梦梅是典型的巾生（年轻书生）形象。本场演出即为尹（桂芳）派经典应工，其俊逸深情、儒雅洒脱的艺术风格，能完美诠释柳梦梅身为文人的痴情、浪漫与面对超自然现象时，从惊惧到坦然接纳的勇气与真诚。</w:t>
+          </w:r>
+        </w:sdtContent>
+      </w:sdt>
+      <w:r>
+        <w:rPr>
+          <w:rtl w:val="0"/>
+        </w:rPr>
+      </w:r>
+    </w:p>
+    <w:p>
+      <w:pPr>
+        <w:rPr/>
+      </w:pPr>
+      <w:r>
+        <w:rPr>
+          <w:rtl w:val="0"/>
+        </w:rPr>
+      </w:r>
+    </w:p>
+    <w:p>
+      <w:pPr>
+        <w:rPr/>
+      </w:pPr>
+      <w:sdt>
+        <w:sdtPr>
+          <w:id w:val="55360019"/>
+          <w:tag w:val="goog_rdk_23"/>
+        </w:sdtPr>
+        <w:sdtContent>
+          <w:r>
+            <w:rPr>
+              <w:rFonts w:ascii="Arial Unicode MS" w:cs="Arial Unicode MS" w:eastAsia="Arial Unicode MS" w:hAnsi="Arial Unicode MS"/>
+              <w:b w:val="1"/>
+              <w:bCs w:val="1"/>
+              <w:rtl w:val="0"/>
+            </w:rPr>
+            <w:t xml:space="preserve">杜丽娘（魂）｜闺门旦</w:t>
+          </w:r>
+        </w:sdtContent>
+      </w:sdt>
+      <w:r>
+        <w:rPr>
+          <w:rtl w:val="0"/>
+        </w:rPr>
+      </w:r>
+    </w:p>
+    <w:p>
+      <w:pPr>
+        <w:rPr/>
+      </w:pPr>
+      <w:r>
+        <w:rPr>
+          <w:rtl w:val="0"/>
+        </w:rPr>
+      </w:r>
+    </w:p>
+    <w:p>
+      <w:pPr>
+        <w:rPr/>
+      </w:pPr>
+      <w:sdt>
+        <w:sdtPr>
+          <w:id w:val="-93610267"/>
+          <w:tag w:val="goog_rdk_24"/>
+        </w:sdtPr>
+        <w:sdtContent>
+          <w:r>
+            <w:rPr>
+              <w:rFonts w:ascii="Arial Unicode MS" w:cs="Arial Unicode MS" w:eastAsia="Arial Unicode MS" w:hAnsi="Arial Unicode MS"/>
+              <w:rtl w:val="0"/>
+            </w:rPr>
+            <w:t xml:space="preserve">杜丽娘的魂灵属于</w:t>
+          </w:r>
+        </w:sdtContent>
+      </w:sdt>
+      <w:sdt>
+        <w:sdtPr>
+          <w:id w:val="1268935392"/>
+          <w:tag w:val="goog_rdk_25"/>
+        </w:sdtPr>
+        <w:sdtContent>
+          <w:r>
+            <w:rPr>
+              <w:rFonts w:ascii="Arial Unicode MS" w:cs="Arial Unicode MS" w:eastAsia="Arial Unicode MS" w:hAnsi="Arial Unicode MS"/>
+              <w:b w:val="1"/>
+              <w:bCs w:val="1"/>
+              <w:rtl w:val="0"/>
+            </w:rPr>
+            <w:t xml:space="preserve">闺门旦</w:t>
+          </w:r>
+        </w:sdtContent>
+      </w:sdt>
+      <w:sdt>
+        <w:sdtPr>
+          <w:id w:val="-1438923362"/>
+          <w:tag w:val="goog_rdk_26"/>
+        </w:sdtPr>
+        <w:sdtContent>
+          <w:r>
+            <w:rPr>
+              <w:rFonts w:ascii="Arial Unicode MS" w:cs="Arial Unicode MS" w:eastAsia="Arial Unicode MS" w:hAnsi="Arial Unicode MS"/>
+              <w:rtl w:val="0"/>
+            </w:rPr>
+            <w:t xml:space="preserve">，但需带有“鬼魂旦”的表演特点。这要求演员在保持闺门旦端庄优雅的基础上，融入</w:t>
+          </w:r>
+        </w:sdtContent>
+      </w:sdt>
+      <w:sdt>
+        <w:sdtPr>
+          <w:id w:val="-1714555989"/>
+          <w:tag w:val="goog_rdk_27"/>
+        </w:sdtPr>
+        <w:sdtContent>
+          <w:r>
+            <w:rPr>
+              <w:rFonts w:ascii="Arial Unicode MS" w:cs="Arial Unicode MS" w:eastAsia="Arial Unicode MS" w:hAnsi="Arial Unicode MS"/>
+              <w:b w:val="1"/>
+              <w:bCs w:val="1"/>
+              <w:rtl w:val="0"/>
+            </w:rPr>
+            <w:t xml:space="preserve">身形飘忽、气息幽怨</w:t>
+          </w:r>
+        </w:sdtContent>
+      </w:sdt>
+      <w:sdt>
+        <w:sdtPr>
+          <w:id w:val="-1947246038"/>
+          <w:tag w:val="goog_rdk_28"/>
+        </w:sdtPr>
+        <w:sdtContent>
+          <w:r>
+            <w:rPr>
+              <w:rFonts w:ascii="Arial Unicode MS" w:cs="Arial Unicode MS" w:eastAsia="Arial Unicode MS" w:hAnsi="Arial Unicode MS"/>
+              <w:rtl w:val="0"/>
+            </w:rPr>
+            <w:t xml:space="preserve">的特质。演唱需空灵婉转，身段需如风中弱柳，以此区分于生前实体的丽娘，展现一种超凡脱俗的凄美。</w:t>
+          </w:r>
+        </w:sdtContent>
+      </w:sdt>
+      <w:r>
+        <w:rPr>
+          <w:rtl w:val="0"/>
+        </w:rPr>
       </w:r>
     </w:p>
     <w:p>
@@ -467,201 +946,65 @@
           <w:bCs w:val="1"/>
         </w:rPr>
       </w:pPr>
-      <w:r>
-        <w:rPr>
-          <w:rFonts w:ascii="Arial Unicode MS" w:cs="Arial Unicode MS" w:eastAsia="Arial Unicode MS" w:hAnsi="Arial Unicode MS"/>
+      <w:sdt>
+        <w:sdtPr>
+          <w:id w:val="-630708363"/>
+          <w:tag w:val="goog_rdk_29"/>
+        </w:sdtPr>
+        <w:sdtContent>
+          <w:r>
+            <w:rPr>
+              <w:rFonts w:ascii="Arial Unicode MS" w:cs="Arial Unicode MS" w:eastAsia="Arial Unicode MS" w:hAnsi="Arial Unicode MS"/>
+              <w:b w:val="1"/>
+              <w:bCs w:val="1"/>
+              <w:rtl w:val="0"/>
+            </w:rPr>
+            <w:t xml:space="preserve">五、表演精髓｜“人鬼情未了”的舞台炼成</w:t>
+          </w:r>
+        </w:sdtContent>
+      </w:sdt>
+      <w:r>
+        <w:rPr>
+          <w:rtl w:val="0"/>
+        </w:rPr>
+      </w:r>
+    </w:p>
+    <w:p>
+      <w:pPr>
+        <w:rPr>
           <w:b w:val="1"/>
           <w:bCs w:val="1"/>
-          <w:rtl w:val="0"/>
-        </w:rPr>
-        <w:t xml:space="preserve">四、戏曲行当｜生死相隔，行当各展其美</w:t>
-      </w:r>
-    </w:p>
-    <w:p>
-      <w:pPr>
-        <w:rPr/>
-      </w:pPr>
-      <w:r>
-        <w:rPr>
-          <w:rtl w:val="0"/>
-        </w:rPr>
-      </w:r>
-    </w:p>
-    <w:p>
-      <w:pPr>
-        <w:rPr/>
-      </w:pPr>
-      <w:r>
-        <w:rPr>
-          <w:rFonts w:ascii="Arial Unicode MS" w:cs="Arial Unicode MS" w:eastAsia="Arial Unicode MS" w:hAnsi="Arial Unicode MS"/>
-          <w:b w:val="1"/>
-          <w:bCs w:val="1"/>
-          <w:rtl w:val="0"/>
-        </w:rPr>
-        <w:t xml:space="preserve">柳梦梅｜小生</w:t>
-      </w:r>
-      <w:r>
-        <w:rPr>
-          <w:rtl w:val="0"/>
-        </w:rPr>
-      </w:r>
-    </w:p>
-    <w:p>
-      <w:pPr>
-        <w:rPr/>
-      </w:pPr>
-      <w:r>
-        <w:rPr>
-          <w:rtl w:val="0"/>
-        </w:rPr>
-      </w:r>
-    </w:p>
-    <w:p>
-      <w:pPr>
-        <w:rPr/>
-      </w:pPr>
-      <w:r>
-        <w:rPr>
-          <w:rFonts w:ascii="Arial Unicode MS" w:cs="Arial Unicode MS" w:eastAsia="Arial Unicode MS" w:hAnsi="Arial Unicode MS"/>
-          <w:rtl w:val="0"/>
-        </w:rPr>
-        <w:t xml:space="preserve">柳梦梅是典型的巾生（年轻书生）形象。本场演出即为尹（桂芳）派经典应工，其俊逸深情、儒雅洒脱的艺术风格，能完美诠释柳梦梅身为文人的痴情、浪漫与面对超自然现象时，从惊惧到坦然接纳的勇气与真诚。</w:t>
-      </w:r>
-    </w:p>
-    <w:p>
-      <w:pPr>
-        <w:rPr/>
-      </w:pPr>
-      <w:r>
-        <w:rPr>
-          <w:rtl w:val="0"/>
-        </w:rPr>
-      </w:r>
-    </w:p>
-    <w:p>
-      <w:pPr>
-        <w:rPr/>
-      </w:pPr>
-      <w:r>
-        <w:rPr>
-          <w:rFonts w:ascii="Arial Unicode MS" w:cs="Arial Unicode MS" w:eastAsia="Arial Unicode MS" w:hAnsi="Arial Unicode MS"/>
-          <w:b w:val="1"/>
-          <w:bCs w:val="1"/>
-          <w:rtl w:val="0"/>
-        </w:rPr>
-        <w:t xml:space="preserve">杜丽娘（魂）｜闺门旦</w:t>
-      </w:r>
-      <w:r>
-        <w:rPr>
-          <w:rtl w:val="0"/>
-        </w:rPr>
-      </w:r>
-    </w:p>
-    <w:p>
-      <w:pPr>
-        <w:rPr/>
-      </w:pPr>
-      <w:r>
-        <w:rPr>
-          <w:rtl w:val="0"/>
-        </w:rPr>
-      </w:r>
-    </w:p>
-    <w:p>
-      <w:pPr>
-        <w:rPr/>
-      </w:pPr>
-      <w:r>
-        <w:rPr>
-          <w:rFonts w:ascii="Arial Unicode MS" w:cs="Arial Unicode MS" w:eastAsia="Arial Unicode MS" w:hAnsi="Arial Unicode MS"/>
-          <w:rtl w:val="0"/>
-        </w:rPr>
-        <w:t xml:space="preserve">杜丽娘的魂灵属于</w:t>
-      </w:r>
-      <w:r>
-        <w:rPr>
-          <w:rFonts w:ascii="Arial Unicode MS" w:cs="Arial Unicode MS" w:eastAsia="Arial Unicode MS" w:hAnsi="Arial Unicode MS"/>
-          <w:b w:val="1"/>
-          <w:bCs w:val="1"/>
-          <w:rtl w:val="0"/>
-        </w:rPr>
-        <w:t xml:space="preserve">闺门旦</w:t>
-      </w:r>
-      <w:r>
-        <w:rPr>
-          <w:rFonts w:ascii="Arial Unicode MS" w:cs="Arial Unicode MS" w:eastAsia="Arial Unicode MS" w:hAnsi="Arial Unicode MS"/>
-          <w:rtl w:val="0"/>
-        </w:rPr>
-        <w:t xml:space="preserve">，但需带有“鬼魂旦”的表演特点。这要求演员在保持闺门旦端庄优雅的基础上，融入</w:t>
-      </w:r>
-      <w:r>
-        <w:rPr>
-          <w:rFonts w:ascii="Arial Unicode MS" w:cs="Arial Unicode MS" w:eastAsia="Arial Unicode MS" w:hAnsi="Arial Unicode MS"/>
-          <w:b w:val="1"/>
-          <w:bCs w:val="1"/>
-          <w:rtl w:val="0"/>
-        </w:rPr>
-        <w:t xml:space="preserve">身形飘忽、气息幽怨</w:t>
-      </w:r>
-      <w:r>
-        <w:rPr>
-          <w:rFonts w:ascii="Arial Unicode MS" w:cs="Arial Unicode MS" w:eastAsia="Arial Unicode MS" w:hAnsi="Arial Unicode MS"/>
-          <w:rtl w:val="0"/>
-        </w:rPr>
-        <w:t xml:space="preserve">的特质。演唱需空灵婉转，身段需如风中弱柳，以此区分于生前实体的丽娘，展现一种超凡脱俗的凄美。</w:t>
-      </w:r>
-    </w:p>
-    <w:p>
-      <w:pPr>
-        <w:spacing w:after="240" w:before="240" w:lineRule="auto"/>
-        <w:rPr/>
-      </w:pPr>
-      <w:r>
-        <w:rPr>
-          <w:rtl w:val="0"/>
-        </w:rPr>
-      </w:r>
-    </w:p>
-    <w:p>
-      <w:pPr>
-        <w:rPr>
-          <w:b w:val="1"/>
-          <w:bCs w:val="1"/>
-        </w:rPr>
-      </w:pPr>
-      <w:r>
-        <w:rPr>
-          <w:rFonts w:ascii="Arial Unicode MS" w:cs="Arial Unicode MS" w:eastAsia="Arial Unicode MS" w:hAnsi="Arial Unicode MS"/>
-          <w:b w:val="1"/>
-          <w:bCs w:val="1"/>
-          <w:rtl w:val="0"/>
-        </w:rPr>
-        <w:t xml:space="preserve">五、表演精髓｜“人鬼情未了”的舞台炼成</w:t>
-      </w:r>
-    </w:p>
-    <w:p>
-      <w:pPr>
-        <w:rPr>
-          <w:b w:val="1"/>
-          <w:bCs w:val="1"/>
-        </w:rPr>
-      </w:pPr>
-      <w:r>
-        <w:rPr>
-          <w:rtl w:val="0"/>
-        </w:rPr>
-      </w:r>
-    </w:p>
-    <w:p>
-      <w:pPr>
-        <w:rPr/>
-      </w:pPr>
-      <w:r>
-        <w:rPr>
-          <w:rFonts w:ascii="Arial Unicode MS" w:cs="Arial Unicode MS" w:eastAsia="Arial Unicode MS" w:hAnsi="Arial Unicode MS"/>
-          <w:rtl w:val="0"/>
-        </w:rPr>
-        <w:t xml:space="preserve">这折戏的精彩，在于将一段不可能之恋演绎得令人信服且动容，关键在于演员对“惊、疑、痴、信”四个层次的精准把握。</w:t>
+        </w:rPr>
+      </w:pPr>
+      <w:r>
+        <w:rPr>
+          <w:rtl w:val="0"/>
+        </w:rPr>
+      </w:r>
+    </w:p>
+    <w:p>
+      <w:pPr>
+        <w:rPr/>
+      </w:pPr>
+      <w:sdt>
+        <w:sdtPr>
+          <w:id w:val="2125298010"/>
+          <w:tag w:val="goog_rdk_30"/>
+        </w:sdtPr>
+        <w:sdtContent>
+          <w:r>
+            <w:rPr>
+              <w:rFonts w:ascii="Arial Unicode MS" w:cs="Arial Unicode MS" w:eastAsia="Arial Unicode MS" w:hAnsi="Arial Unicode MS"/>
+              <w:rtl w:val="0"/>
+            </w:rPr>
+            <w:t xml:space="preserve">这折戏的精彩，在于将一段不可能之恋演绎得令人信服且动容，关键在于演员对“惊、疑、痴、信”四个层次的精准把握。</w:t>
+          </w:r>
+        </w:sdtContent>
+      </w:sdt>
+      <w:r>
+        <w:rPr>
+          <w:rtl w:val="0"/>
+        </w:rPr>
       </w:r>
     </w:p>
     <w:p>
@@ -707,21 +1050,42 @@
           <w:u w:val="none"/>
         </w:rPr>
       </w:pPr>
-      <w:r>
-        <w:rPr>
-          <w:rFonts w:ascii="Arial Unicode MS" w:cs="Arial Unicode MS" w:eastAsia="Arial Unicode MS" w:hAnsi="Arial Unicode MS"/>
-          <w:b w:val="1"/>
-          <w:bCs w:val="1"/>
-          <w:rtl w:val="0"/>
-        </w:rPr>
-        <w:t xml:space="preserve">柳梦梅之“痴”与“勇”</w:t>
-      </w:r>
-      <w:r>
-        <w:rPr>
-          <w:rFonts w:ascii="Arial Unicode MS" w:cs="Arial Unicode MS" w:eastAsia="Arial Unicode MS" w:hAnsi="Arial Unicode MS"/>
-          <w:rtl w:val="0"/>
-        </w:rPr>
-        <w:t xml:space="preserve">： 柳梦梅是全剧“情”的主动追寻者。面对夜访的“女鬼”，他的反应层次极为丰富：初时的惊骇，辨认后的疑虑，确认身份后的狂喜与怜惜，以及最终超越生死界限的坚定接纳。表演需在书生的文弱外表下，展现出“情至”所带来的巨大勇气。</w:t>
+      <w:sdt>
+        <w:sdtPr>
+          <w:id w:val="-2087277428"/>
+          <w:tag w:val="goog_rdk_31"/>
+        </w:sdtPr>
+        <w:sdtContent>
+          <w:r>
+            <w:rPr>
+              <w:rFonts w:ascii="Arial Unicode MS" w:cs="Arial Unicode MS" w:eastAsia="Arial Unicode MS" w:hAnsi="Arial Unicode MS"/>
+              <w:b w:val="1"/>
+              <w:bCs w:val="1"/>
+              <w:rtl w:val="0"/>
+            </w:rPr>
+            <w:t xml:space="preserve">柳梦梅之“痴”与“勇”</w:t>
+          </w:r>
+        </w:sdtContent>
+      </w:sdt>
+      <w:sdt>
+        <w:sdtPr>
+          <w:id w:val="-361555660"/>
+          <w:tag w:val="goog_rdk_32"/>
+        </w:sdtPr>
+        <w:sdtContent>
+          <w:r>
+            <w:rPr>
+              <w:rFonts w:ascii="Arial Unicode MS" w:cs="Arial Unicode MS" w:eastAsia="Arial Unicode MS" w:hAnsi="Arial Unicode MS"/>
+              <w:rtl w:val="0"/>
+            </w:rPr>
+            <w:t xml:space="preserve">： 柳梦梅是全剧“情”的主动追寻者。面对夜访的“女鬼”，他的反应层次极为丰富：初时的惊骇，辨认后的疑虑，确认身份后的狂喜与怜惜，以及最终超越生死界限的坚定接纳。表演需在书生的文弱外表下，展现出“情至”所带来的巨大勇气。</w:t>
+          </w:r>
+        </w:sdtContent>
+      </w:sdt>
+      <w:r>
+        <w:rPr>
+          <w:rtl w:val="0"/>
+        </w:rPr>
       </w:r>
     </w:p>
     <w:p>
@@ -745,21 +1109,42 @@
           <w:u w:val="none"/>
         </w:rPr>
       </w:pPr>
-      <w:r>
-        <w:rPr>
-          <w:rFonts w:ascii="Arial Unicode MS" w:cs="Arial Unicode MS" w:eastAsia="Arial Unicode MS" w:hAnsi="Arial Unicode MS"/>
-          <w:b w:val="1"/>
-          <w:bCs w:val="1"/>
-          <w:rtl w:val="0"/>
-        </w:rPr>
-        <w:t xml:space="preserve">杜丽娘（魂）之“幽”与“挚”</w:t>
-      </w:r>
-      <w:r>
-        <w:rPr>
-          <w:rFonts w:ascii="Arial Unicode MS" w:cs="Arial Unicode MS" w:eastAsia="Arial Unicode MS" w:hAnsi="Arial Unicode MS"/>
-          <w:rtl w:val="0"/>
-        </w:rPr>
-        <w:t xml:space="preserve">： 杜丽娘的魂魄，是“情”的化身与归宿。她既有鬼魂的幽怨与冷凝，更有被真情唤回的炽热与主动。表演上，需要通过虚浮的步态、哀婉的眼神和骤然迸发的情感热度，形成鲜明对比，展现其为爱穿越生死的执着。</w:t>
+      <w:sdt>
+        <w:sdtPr>
+          <w:id w:val="-1254998496"/>
+          <w:tag w:val="goog_rdk_33"/>
+        </w:sdtPr>
+        <w:sdtContent>
+          <w:r>
+            <w:rPr>
+              <w:rFonts w:ascii="Arial Unicode MS" w:cs="Arial Unicode MS" w:eastAsia="Arial Unicode MS" w:hAnsi="Arial Unicode MS"/>
+              <w:b w:val="1"/>
+              <w:bCs w:val="1"/>
+              <w:rtl w:val="0"/>
+            </w:rPr>
+            <w:t xml:space="preserve">杜丽娘（魂）之“幽”与“挚”</w:t>
+          </w:r>
+        </w:sdtContent>
+      </w:sdt>
+      <w:sdt>
+        <w:sdtPr>
+          <w:id w:val="1943487769"/>
+          <w:tag w:val="goog_rdk_34"/>
+        </w:sdtPr>
+        <w:sdtContent>
+          <w:r>
+            <w:rPr>
+              <w:rFonts w:ascii="Arial Unicode MS" w:cs="Arial Unicode MS" w:eastAsia="Arial Unicode MS" w:hAnsi="Arial Unicode MS"/>
+              <w:rtl w:val="0"/>
+            </w:rPr>
+            <w:t xml:space="preserve">： 杜丽娘的魂魄，是“情”的化身与归宿。她既有鬼魂的幽怨与冷凝，更有被真情唤回的炽热与主动。表演上，需要通过虚浮的步态、哀婉的眼神和骤然迸发的情感热度，形成鲜明对比，展现其为爱穿越生死的执着。</w:t>
+          </w:r>
+        </w:sdtContent>
+      </w:sdt>
+      <w:r>
+        <w:rPr>
+          <w:rtl w:val="0"/>
+        </w:rPr>
       </w:r>
     </w:p>
     <w:p>
@@ -783,21 +1168,42 @@
           <w:u w:val="none"/>
         </w:rPr>
       </w:pPr>
-      <w:r>
-        <w:rPr>
-          <w:rFonts w:ascii="Arial Unicode MS" w:cs="Arial Unicode MS" w:eastAsia="Arial Unicode MS" w:hAnsi="Arial Unicode MS"/>
-          <w:b w:val="1"/>
-          <w:bCs w:val="1"/>
-          <w:rtl w:val="0"/>
-        </w:rPr>
-        <w:t xml:space="preserve">核心意象——画像与梦境</w:t>
-      </w:r>
-      <w:r>
-        <w:rPr>
-          <w:rFonts w:ascii="Arial Unicode MS" w:cs="Arial Unicode MS" w:eastAsia="Arial Unicode MS" w:hAnsi="Arial Unicode MS"/>
-          <w:rtl w:val="0"/>
-        </w:rPr>
-        <w:t xml:space="preserve">：这折戏的情感基石，是那幅画像和曾经的梦境。柳梦梅对画的呼唤是引子，而两人相见后对梦中情景的印证，则是情感升温的催化剂。演员如何通过眼神和身段，在“看 画”、“认人”、“忆梦”几个环节中建立牢不可破的情感联系，是打动观众的关键。当二人双手相触，阴阳相隔的冰冷被真情融化时，便是全折最动人心魄的时刻。</w:t>
+      <w:sdt>
+        <w:sdtPr>
+          <w:id w:val="-587946045"/>
+          <w:tag w:val="goog_rdk_35"/>
+        </w:sdtPr>
+        <w:sdtContent>
+          <w:r>
+            <w:rPr>
+              <w:rFonts w:ascii="Arial Unicode MS" w:cs="Arial Unicode MS" w:eastAsia="Arial Unicode MS" w:hAnsi="Arial Unicode MS"/>
+              <w:b w:val="1"/>
+              <w:bCs w:val="1"/>
+              <w:rtl w:val="0"/>
+            </w:rPr>
+            <w:t xml:space="preserve">核心意象——画像与梦境</w:t>
+          </w:r>
+        </w:sdtContent>
+      </w:sdt>
+      <w:sdt>
+        <w:sdtPr>
+          <w:id w:val="-62862705"/>
+          <w:tag w:val="goog_rdk_36"/>
+        </w:sdtPr>
+        <w:sdtContent>
+          <w:r>
+            <w:rPr>
+              <w:rFonts w:ascii="Arial Unicode MS" w:cs="Arial Unicode MS" w:eastAsia="Arial Unicode MS" w:hAnsi="Arial Unicode MS"/>
+              <w:rtl w:val="0"/>
+            </w:rPr>
+            <w:t xml:space="preserve">：这折戏的情感基石，是那幅画像和曾经的梦境。柳梦梅对画的呼唤是引子，而两人相见后对梦中情景的印证，则是情感升温的催化剂。演员如何通过眼神和身段，在“看 画”、“认人”、“忆梦”几个环节中建立牢不可破的情感联系，是打动观众的关键。当二人双手相触，阴阳相隔的冰冷被真情融化时，便是全折最动人心魄的时刻。</w:t>
+          </w:r>
+        </w:sdtContent>
+      </w:sdt>
+      <w:r>
+        <w:rPr>
+          <w:rtl w:val="0"/>
+        </w:rPr>
       </w:r>
     </w:p>
     <w:p>
@@ -825,41 +1231,62 @@
       <w:pPr>
         <w:rPr/>
       </w:pPr>
-      <w:r>
-        <w:rPr>
-          <w:rFonts w:ascii="Arial Unicode MS" w:cs="Arial Unicode MS" w:eastAsia="Arial Unicode MS" w:hAnsi="Arial Unicode MS"/>
-          <w:b w:val="1"/>
-          <w:bCs w:val="1"/>
-          <w:rtl w:val="0"/>
-        </w:rPr>
-        <w:t xml:space="preserve">六、欣赏要点｜沉浸于至情至幻的古典浪漫</w:t>
-      </w:r>
-      <w:r>
-        <w:rPr>
-          <w:rtl w:val="0"/>
-        </w:rPr>
-      </w:r>
-    </w:p>
-    <w:p>
-      <w:pPr>
-        <w:rPr/>
-      </w:pPr>
-      <w:r>
-        <w:rPr>
-          <w:rtl w:val="0"/>
-        </w:rPr>
-      </w:r>
-    </w:p>
-    <w:p>
-      <w:pPr>
-        <w:rPr/>
-      </w:pPr>
-      <w:r>
-        <w:rPr>
-          <w:rFonts w:ascii="Arial Unicode MS" w:cs="Arial Unicode MS" w:eastAsia="Arial Unicode MS" w:hAnsi="Arial Unicode MS"/>
-          <w:rtl w:val="0"/>
-        </w:rPr>
-        <w:t xml:space="preserve">欣赏此折，请您暂时忘却现实的逻辑，全心沉浸于这段被情感法则重新定义的古典浪漫之中：</w:t>
+      <w:sdt>
+        <w:sdtPr>
+          <w:id w:val="-1069031370"/>
+          <w:tag w:val="goog_rdk_37"/>
+        </w:sdtPr>
+        <w:sdtContent>
+          <w:r>
+            <w:rPr>
+              <w:rFonts w:ascii="Arial Unicode MS" w:cs="Arial Unicode MS" w:eastAsia="Arial Unicode MS" w:hAnsi="Arial Unicode MS"/>
+              <w:b w:val="1"/>
+              <w:bCs w:val="1"/>
+              <w:rtl w:val="0"/>
+            </w:rPr>
+            <w:t xml:space="preserve">六、欣赏要点｜沉浸于至情至幻的古典浪漫</w:t>
+          </w:r>
+        </w:sdtContent>
+      </w:sdt>
+      <w:r>
+        <w:rPr>
+          <w:rtl w:val="0"/>
+        </w:rPr>
+      </w:r>
+    </w:p>
+    <w:p>
+      <w:pPr>
+        <w:rPr/>
+      </w:pPr>
+      <w:r>
+        <w:rPr>
+          <w:rtl w:val="0"/>
+        </w:rPr>
+      </w:r>
+    </w:p>
+    <w:p>
+      <w:pPr>
+        <w:rPr/>
+      </w:pPr>
+      <w:sdt>
+        <w:sdtPr>
+          <w:id w:val="-195036162"/>
+          <w:tag w:val="goog_rdk_38"/>
+        </w:sdtPr>
+        <w:sdtContent>
+          <w:r>
+            <w:rPr>
+              <w:rFonts w:ascii="Arial Unicode MS" w:cs="Arial Unicode MS" w:eastAsia="Arial Unicode MS" w:hAnsi="Arial Unicode MS"/>
+              <w:rtl w:val="0"/>
+            </w:rPr>
+            <w:t xml:space="preserve">欣赏此折，请您暂时忘却现实的逻辑，全心沉浸于这段被情感法则重新定义的古典浪漫之中：</w:t>
+          </w:r>
+        </w:sdtContent>
+      </w:sdt>
+      <w:r>
+        <w:rPr>
+          <w:rtl w:val="0"/>
+        </w:rPr>
       </w:r>
     </w:p>
     <w:p>
@@ -883,21 +1310,42 @@
           <w:u w:val="none"/>
         </w:rPr>
       </w:pPr>
-      <w:r>
-        <w:rPr>
-          <w:rFonts w:ascii="Arial Unicode MS" w:cs="Arial Unicode MS" w:eastAsia="Arial Unicode MS" w:hAnsi="Arial Unicode MS"/>
-          <w:b w:val="1"/>
-          <w:bCs w:val="1"/>
-          <w:rtl w:val="0"/>
-        </w:rPr>
-        <w:t xml:space="preserve">品“情境”</w:t>
-      </w:r>
-      <w:r>
-        <w:rPr>
-          <w:rFonts w:ascii="Arial Unicode MS" w:cs="Arial Unicode MS" w:eastAsia="Arial Unicode MS" w:hAnsi="Arial Unicode MS"/>
-          <w:rtl w:val="0"/>
-        </w:rPr>
-        <w:t xml:space="preserve">： 感受舞台如何通过灯光、音乐和表演，营造出夜深人静、月色朦胧、人鬼相遇的独特氛围。</w:t>
+      <w:sdt>
+        <w:sdtPr>
+          <w:id w:val="50456094"/>
+          <w:tag w:val="goog_rdk_39"/>
+        </w:sdtPr>
+        <w:sdtContent>
+          <w:r>
+            <w:rPr>
+              <w:rFonts w:ascii="Arial Unicode MS" w:cs="Arial Unicode MS" w:eastAsia="Arial Unicode MS" w:hAnsi="Arial Unicode MS"/>
+              <w:b w:val="1"/>
+              <w:bCs w:val="1"/>
+              <w:rtl w:val="0"/>
+            </w:rPr>
+            <w:t xml:space="preserve">品“情境”</w:t>
+          </w:r>
+        </w:sdtContent>
+      </w:sdt>
+      <w:sdt>
+        <w:sdtPr>
+          <w:id w:val="56268339"/>
+          <w:tag w:val="goog_rdk_40"/>
+        </w:sdtPr>
+        <w:sdtContent>
+          <w:r>
+            <w:rPr>
+              <w:rFonts w:ascii="Arial Unicode MS" w:cs="Arial Unicode MS" w:eastAsia="Arial Unicode MS" w:hAnsi="Arial Unicode MS"/>
+              <w:rtl w:val="0"/>
+            </w:rPr>
+            <w:t xml:space="preserve">： 感受舞台如何通过灯光、音乐和表演，营造出夜深人静、月色朦胧、人鬼相遇的独特氛围。</w:t>
+          </w:r>
+        </w:sdtContent>
+      </w:sdt>
+      <w:r>
+        <w:rPr>
+          <w:rtl w:val="0"/>
+        </w:rPr>
       </w:r>
     </w:p>
     <w:p>
@@ -921,21 +1369,42 @@
           <w:u w:val="none"/>
         </w:rPr>
       </w:pPr>
-      <w:r>
-        <w:rPr>
-          <w:rFonts w:ascii="Arial Unicode MS" w:cs="Arial Unicode MS" w:eastAsia="Arial Unicode MS" w:hAnsi="Arial Unicode MS"/>
-          <w:b w:val="1"/>
-          <w:bCs w:val="1"/>
-          <w:rtl w:val="0"/>
-        </w:rPr>
-        <w:t xml:space="preserve">听“情语”</w:t>
-      </w:r>
-      <w:r>
-        <w:rPr>
-          <w:rFonts w:ascii="Arial Unicode MS" w:cs="Arial Unicode MS" w:eastAsia="Arial Unicode MS" w:hAnsi="Arial Unicode MS"/>
-          <w:rtl w:val="0"/>
-        </w:rPr>
-        <w:t xml:space="preserve">： 重点品味柳梦梅与杜丽娘的大段对唱与念白。那些文辞优美的曲词，字字句句都是真情的直接剖白，是理解两人内心世界的钥匙。</w:t>
+      <w:sdt>
+        <w:sdtPr>
+          <w:id w:val="-118537463"/>
+          <w:tag w:val="goog_rdk_41"/>
+        </w:sdtPr>
+        <w:sdtContent>
+          <w:r>
+            <w:rPr>
+              <w:rFonts w:ascii="Arial Unicode MS" w:cs="Arial Unicode MS" w:eastAsia="Arial Unicode MS" w:hAnsi="Arial Unicode MS"/>
+              <w:b w:val="1"/>
+              <w:bCs w:val="1"/>
+              <w:rtl w:val="0"/>
+            </w:rPr>
+            <w:t xml:space="preserve">听“情语”</w:t>
+          </w:r>
+        </w:sdtContent>
+      </w:sdt>
+      <w:sdt>
+        <w:sdtPr>
+          <w:id w:val="-952608186"/>
+          <w:tag w:val="goog_rdk_42"/>
+        </w:sdtPr>
+        <w:sdtContent>
+          <w:r>
+            <w:rPr>
+              <w:rFonts w:ascii="Arial Unicode MS" w:cs="Arial Unicode MS" w:eastAsia="Arial Unicode MS" w:hAnsi="Arial Unicode MS"/>
+              <w:rtl w:val="0"/>
+            </w:rPr>
+            <w:t xml:space="preserve">： 重点品味柳梦梅与杜丽娘的大段对唱与念白。那些文辞优美的曲词，字字句句都是真情的直接剖白，是理解两人内心世界的钥匙。</w:t>
+          </w:r>
+        </w:sdtContent>
+      </w:sdt>
+      <w:r>
+        <w:rPr>
+          <w:rtl w:val="0"/>
+        </w:rPr>
       </w:r>
     </w:p>
     <w:p>
@@ -961,21 +1430,42 @@
           <w:u w:val="none"/>
         </w:rPr>
       </w:pPr>
-      <w:r>
-        <w:rPr>
-          <w:rFonts w:ascii="Arial Unicode MS" w:cs="Arial Unicode MS" w:eastAsia="Arial Unicode MS" w:hAnsi="Arial Unicode MS"/>
-          <w:b w:val="1"/>
-          <w:bCs w:val="1"/>
-          <w:rtl w:val="0"/>
-        </w:rPr>
-        <w:t xml:space="preserve">观“情动”</w:t>
-      </w:r>
-      <w:r>
-        <w:rPr>
-          <w:rFonts w:ascii="Arial Unicode MS" w:cs="Arial Unicode MS" w:eastAsia="Arial Unicode MS" w:hAnsi="Arial Unicode MS"/>
-          <w:rtl w:val="0"/>
-        </w:rPr>
-        <w:t xml:space="preserve">： 关注演员细微的身段与表情。柳梦梅从震惊到怜爱的眼神变化，杜丽娘从幽怨到欣喜的情感流转，每一个停顿、每一次水袖的挥动，都可能暗含汹涌的情感波澜。</w:t>
+      <w:sdt>
+        <w:sdtPr>
+          <w:id w:val="1908955144"/>
+          <w:tag w:val="goog_rdk_43"/>
+        </w:sdtPr>
+        <w:sdtContent>
+          <w:r>
+            <w:rPr>
+              <w:rFonts w:ascii="Arial Unicode MS" w:cs="Arial Unicode MS" w:eastAsia="Arial Unicode MS" w:hAnsi="Arial Unicode MS"/>
+              <w:b w:val="1"/>
+              <w:bCs w:val="1"/>
+              <w:rtl w:val="0"/>
+            </w:rPr>
+            <w:t xml:space="preserve">观“情动”</w:t>
+          </w:r>
+        </w:sdtContent>
+      </w:sdt>
+      <w:sdt>
+        <w:sdtPr>
+          <w:id w:val="1325603000"/>
+          <w:tag w:val="goog_rdk_44"/>
+        </w:sdtPr>
+        <w:sdtContent>
+          <w:r>
+            <w:rPr>
+              <w:rFonts w:ascii="Arial Unicode MS" w:cs="Arial Unicode MS" w:eastAsia="Arial Unicode MS" w:hAnsi="Arial Unicode MS"/>
+              <w:rtl w:val="0"/>
+            </w:rPr>
+            <w:t xml:space="preserve">： 关注演员细微的身段与表情。柳梦梅从震惊到怜爱的眼神变化，杜丽娘从幽怨到欣喜的情感流转，每一个停顿、每一次水袖的挥动，都可能暗含汹涌的情感波澜。</w:t>
+          </w:r>
+        </w:sdtContent>
+      </w:sdt>
+      <w:r>
+        <w:rPr>
+          <w:rtl w:val="0"/>
+        </w:rPr>
       </w:r>
     </w:p>
     <w:p>
@@ -1001,28 +1491,79 @@
           <w:u w:val="none"/>
         </w:rPr>
       </w:pPr>
-      <w:r>
-        <w:rPr>
-          <w:rFonts w:ascii="Arial Unicode MS" w:cs="Arial Unicode MS" w:eastAsia="Arial Unicode MS" w:hAnsi="Arial Unicode MS"/>
+      <w:sdt>
+        <w:sdtPr>
+          <w:id w:val="1246484866"/>
+          <w:tag w:val="goog_rdk_45"/>
+        </w:sdtPr>
+        <w:sdtContent>
+          <w:r>
+            <w:rPr>
+              <w:rFonts w:ascii="Arial Unicode MS" w:cs="Arial Unicode MS" w:eastAsia="Arial Unicode MS" w:hAnsi="Arial Unicode MS"/>
+              <w:b w:val="1"/>
+              <w:bCs w:val="1"/>
+              <w:rtl w:val="0"/>
+            </w:rPr>
+            <w:t xml:space="preserve">悟“情理”</w:t>
+          </w:r>
+        </w:sdtContent>
+      </w:sdt>
+      <w:sdt>
+        <w:sdtPr>
+          <w:id w:val="1022702563"/>
+          <w:tag w:val="goog_rdk_46"/>
+        </w:sdtPr>
+        <w:sdtContent>
+          <w:r>
+            <w:rPr>
+              <w:rFonts w:ascii="Arial Unicode MS" w:cs="Arial Unicode MS" w:eastAsia="Arial Unicode MS" w:hAnsi="Arial Unicode MS"/>
+              <w:rtl w:val="0"/>
+            </w:rPr>
+            <w:t xml:space="preserve">： 尝试理解汤显祖笔下“生者可以死，死可以生”的“至情”观。这场幽媾不仅是剧情的需要，更是对“爱情拥有超越一切现实束缚力量”的极致歌颂。</w:t>
+          </w:r>
+        </w:sdtContent>
+      </w:sdt>
+      <w:r>
+        <w:rPr>
+          <w:rtl w:val="0"/>
+        </w:rPr>
+      </w:r>
+    </w:p>
+    <w:p>
+      <w:pPr>
+        <w:spacing w:after="240" w:before="240" w:lineRule="auto"/>
+        <w:rPr/>
+      </w:pPr>
+      <w:r>
+        <w:rPr>
+          <w:rtl w:val="0"/>
+        </w:rPr>
+      </w:r>
+    </w:p>
+    <w:p>
+      <w:pPr>
+        <w:rPr>
           <w:b w:val="1"/>
           <w:bCs w:val="1"/>
-          <w:rtl w:val="0"/>
-        </w:rPr>
-        <w:t xml:space="preserve">悟“情理”</w:t>
-      </w:r>
-      <w:r>
-        <w:rPr>
-          <w:rFonts w:ascii="Arial Unicode MS" w:cs="Arial Unicode MS" w:eastAsia="Arial Unicode MS" w:hAnsi="Arial Unicode MS"/>
-          <w:rtl w:val="0"/>
-        </w:rPr>
-        <w:t xml:space="preserve">： 尝试理解汤显祖笔下“生者可以死，死可以生”的“至情”观。这场幽媾不仅是剧情的需要，更是对“爱情拥有超越一切现实束缚力量”的极致歌颂。</w:t>
-      </w:r>
-    </w:p>
-    <w:p>
-      <w:pPr>
-        <w:spacing w:after="240" w:before="240" w:lineRule="auto"/>
-        <w:rPr/>
-      </w:pPr>
+        </w:rPr>
+      </w:pPr>
+      <w:sdt>
+        <w:sdtPr>
+          <w:id w:val="-1812259491"/>
+          <w:tag w:val="goog_rdk_47"/>
+        </w:sdtPr>
+        <w:sdtContent>
+          <w:r>
+            <w:rPr>
+              <w:rFonts w:ascii="Arial Unicode MS" w:cs="Arial Unicode MS" w:eastAsia="Arial Unicode MS" w:hAnsi="Arial Unicode MS"/>
+              <w:b w:val="1"/>
+              <w:bCs w:val="1"/>
+              <w:rtl w:val="0"/>
+            </w:rPr>
+            <w:t xml:space="preserve">七、演出团体与寄语</w:t>
+          </w:r>
+        </w:sdtContent>
+      </w:sdt>
       <w:r>
         <w:rPr>
           <w:rtl w:val="0"/>
@@ -1038,53 +1579,77 @@
       </w:pPr>
       <w:r>
         <w:rPr>
-          <w:rFonts w:ascii="Arial Unicode MS" w:cs="Arial Unicode MS" w:eastAsia="Arial Unicode MS" w:hAnsi="Arial Unicode MS"/>
-          <w:b w:val="1"/>
-          <w:bCs w:val="1"/>
-          <w:rtl w:val="0"/>
-        </w:rPr>
-        <w:t xml:space="preserve">七、演出团体与寄语</w:t>
-      </w:r>
-    </w:p>
-    <w:p>
-      <w:pPr>
-        <w:rPr>
-          <w:b w:val="1"/>
-          <w:bCs w:val="1"/>
-        </w:rPr>
-      </w:pPr>
-      <w:r>
-        <w:rPr>
-          <w:rtl w:val="0"/>
-        </w:rPr>
-      </w:r>
-    </w:p>
-    <w:p>
-      <w:pPr>
-        <w:rPr/>
-      </w:pPr>
-      <w:r>
-        <w:rPr>
-          <w:rFonts w:ascii="Arial Unicode MS" w:cs="Arial Unicode MS" w:eastAsia="Arial Unicode MS" w:hAnsi="Arial Unicode MS"/>
-          <w:rtl w:val="0"/>
-        </w:rPr>
-        <w:t xml:space="preserve">本次《牡丹亭·幽媾》由</w:t>
-      </w:r>
-      <w:r>
-        <w:rPr>
-          <w:rFonts w:ascii="Arial Unicode MS" w:cs="Arial Unicode MS" w:eastAsia="Arial Unicode MS" w:hAnsi="Arial Unicode MS"/>
-          <w:b w:val="1"/>
-          <w:bCs w:val="1"/>
-          <w:rtl w:val="0"/>
-        </w:rPr>
-        <w:t xml:space="preserve">孟伟越剧艺术研习所</w:t>
-      </w:r>
-      <w:r>
-        <w:rPr>
-          <w:rFonts w:ascii="Arial Unicode MS" w:cs="Arial Unicode MS" w:eastAsia="Arial Unicode MS" w:hAnsi="Arial Unicode MS"/>
-          <w:rtl w:val="0"/>
-        </w:rPr>
-        <w:t xml:space="preserve">精心呈现。研习所成立十年来，始终以传承与弘扬越剧艺术为宗旨，致力于在海外播撒中国传统戏曲的种子。</w:t>
+          <w:rtl w:val="0"/>
+        </w:rPr>
+      </w:r>
+    </w:p>
+    <w:p>
+      <w:pPr>
+        <w:rPr/>
+      </w:pPr>
+      <w:sdt>
+        <w:sdtPr>
+          <w:id w:val="-616701498"/>
+          <w:tag w:val="goog_rdk_48"/>
+        </w:sdtPr>
+        <w:sdtContent>
+          <w:r>
+            <w:rPr>
+              <w:rFonts w:ascii="Arial Unicode MS" w:cs="Arial Unicode MS" w:eastAsia="Arial Unicode MS" w:hAnsi="Arial Unicode MS"/>
+              <w:rtl w:val="0"/>
+            </w:rPr>
+            <w:t xml:space="preserve">本次《牡丹亭·幽媾》由</w:t>
+          </w:r>
+        </w:sdtContent>
+      </w:sdt>
+      <w:sdt>
+        <w:sdtPr>
+          <w:id w:val="-1382343376"/>
+          <w:tag w:val="goog_rdk_49"/>
+        </w:sdtPr>
+        <w:sdtContent>
+          <w:r>
+            <w:rPr>
+              <w:rFonts w:ascii="Arial Unicode MS" w:cs="Arial Unicode MS" w:eastAsia="Arial Unicode MS" w:hAnsi="Arial Unicode MS"/>
+              <w:b w:val="1"/>
+              <w:bCs w:val="1"/>
+              <w:rtl w:val="0"/>
+            </w:rPr>
+            <w:t xml:space="preserve">孟伟越剧艺术研习所</w:t>
+          </w:r>
+        </w:sdtContent>
+      </w:sdt>
+      <w:sdt>
+        <w:sdtPr>
+          <w:id w:val="-124605079"/>
+          <w:tag w:val="goog_rdk_50"/>
+        </w:sdtPr>
+        <w:sdtContent>
+          <w:r>
+            <w:rPr>
+              <w:rFonts w:ascii="Arial Unicode MS" w:cs="Arial Unicode MS" w:eastAsia="Arial Unicode MS" w:hAnsi="Arial Unicode MS"/>
+              <w:rtl w:val="0"/>
+            </w:rPr>
+            <w:t xml:space="preserve">精心呈现。研习所成立十年来，始终以传承与弘扬越剧艺术为宗旨，致力于在海外播撒中国传统戏曲的种子。值此十周年庆典之际，我们以这场穿越生死的至情幻梦，献给所有热爱艺术、相信美好的您。愿您能在这场“幽媾”中，感受到超越舞台的、永恒的情感光芒。</w:t>
+          </w:r>
+        </w:sdtContent>
+      </w:sdt>
+      <w:r>
+        <w:rPr>
+          <w:rtl w:val="0"/>
+        </w:rPr>
+      </w:r>
+    </w:p>
+    <w:p>
+      <w:pPr>
+        <w:rPr>
+          <w:rFonts w:ascii="Arimo" w:cs="Arimo" w:eastAsia="Arimo" w:hAnsi="Arimo"/>
+        </w:rPr>
+      </w:pPr>
+      <w:r>
+        <w:rPr>
+          <w:rtl w:val="0"/>
+        </w:rPr>
       </w:r>
     </w:p>
     <w:p>
@@ -1102,87 +1667,182 @@
       <w:pPr>
         <w:rPr/>
       </w:pPr>
-      <w:r>
-        <w:rPr>
-          <w:rFonts w:ascii="Arial Unicode MS" w:cs="Arial Unicode MS" w:eastAsia="Arial Unicode MS" w:hAnsi="Arial Unicode MS"/>
-          <w:b w:val="1"/>
-          <w:bCs w:val="1"/>
-          <w:rtl w:val="0"/>
-        </w:rPr>
-        <w:t xml:space="preserve">主演介绍</w:t>
-      </w:r>
-      <w:r>
-        <w:rPr>
-          <w:rFonts w:ascii="Arial Unicode MS" w:cs="Arial Unicode MS" w:eastAsia="Arial Unicode MS" w:hAnsi="Arial Unicode MS"/>
-          <w:rtl w:val="0"/>
-        </w:rPr>
-        <w:t xml:space="preserve">：</w:t>
-      </w:r>
-    </w:p>
-    <w:p>
-      <w:pPr>
-        <w:rPr/>
-      </w:pPr>
-      <w:r>
-        <w:rPr>
-          <w:rtl w:val="0"/>
-        </w:rPr>
-      </w:r>
-    </w:p>
-    <w:p>
-      <w:pPr>
-        <w:rPr/>
-      </w:pPr>
-      <w:r>
-        <w:rPr>
-          <w:rFonts w:ascii="Arial Unicode MS" w:cs="Arial Unicode MS" w:eastAsia="Arial Unicode MS" w:hAnsi="Arial Unicode MS"/>
-          <w:rtl w:val="0"/>
-        </w:rPr>
-        <w:t xml:space="preserve">钮晓琳 饰 柳梦梅：孟伟越剧小生演员。</w:t>
-      </w:r>
-    </w:p>
-    <w:p>
-      <w:pPr>
-        <w:rPr/>
-      </w:pPr>
-      <w:r>
-        <w:rPr>
-          <w:rtl w:val="0"/>
-        </w:rPr>
-      </w:r>
-    </w:p>
-    <w:p>
-      <w:pPr>
-        <w:rPr/>
-      </w:pPr>
-      <w:r>
-        <w:rPr>
-          <w:rFonts w:ascii="Arial Unicode MS" w:cs="Arial Unicode MS" w:eastAsia="Arial Unicode MS" w:hAnsi="Arial Unicode MS"/>
-          <w:rtl w:val="0"/>
-        </w:rPr>
-        <w:t xml:space="preserve">钱春晖 饰 杜丽娘：孟伟越剧花旦演员。</w:t>
-      </w:r>
-    </w:p>
-    <w:p>
-      <w:pPr>
-        <w:rPr/>
-      </w:pPr>
-      <w:r>
-        <w:rPr>
-          <w:rtl w:val="0"/>
-        </w:rPr>
-      </w:r>
-    </w:p>
-    <w:p>
-      <w:pPr>
-        <w:rPr/>
-      </w:pPr>
-      <w:r>
-        <w:rPr>
-          <w:rFonts w:ascii="Arial Unicode MS" w:cs="Arial Unicode MS" w:eastAsia="Arial Unicode MS" w:hAnsi="Arial Unicode MS"/>
-          <w:rtl w:val="0"/>
-        </w:rPr>
-        <w:t xml:space="preserve">值此十周年庆典之际，我们以这场穿越生死的至情幻梦，献给所有热爱艺术、相信美好的您。愿您能在这场“幽媾”中，感受到超越舞台的、永恒的情感光芒。</w:t>
+      <w:sdt>
+        <w:sdtPr>
+          <w:id w:val="1801934388"/>
+          <w:tag w:val="goog_rdk_51"/>
+        </w:sdtPr>
+        <w:sdtContent>
+          <w:r>
+            <w:rPr>
+              <w:rFonts w:ascii="Arial Unicode MS" w:cs="Arial Unicode MS" w:eastAsia="Arial Unicode MS" w:hAnsi="Arial Unicode MS"/>
+              <w:b w:val="1"/>
+              <w:bCs w:val="1"/>
+              <w:rtl w:val="0"/>
+            </w:rPr>
+            <w:t xml:space="preserve">主演介绍</w:t>
+          </w:r>
+        </w:sdtContent>
+      </w:sdt>
+      <w:sdt>
+        <w:sdtPr>
+          <w:id w:val="-12978094"/>
+          <w:tag w:val="goog_rdk_52"/>
+        </w:sdtPr>
+        <w:sdtContent>
+          <w:r>
+            <w:rPr>
+              <w:rFonts w:ascii="Arial Unicode MS" w:cs="Arial Unicode MS" w:eastAsia="Arial Unicode MS" w:hAnsi="Arial Unicode MS"/>
+              <w:rtl w:val="0"/>
+            </w:rPr>
+            <w:t xml:space="preserve">：</w:t>
+          </w:r>
+        </w:sdtContent>
+      </w:sdt>
+      <w:r>
+        <w:rPr>
+          <w:rtl w:val="0"/>
+        </w:rPr>
+      </w:r>
+    </w:p>
+    <w:p>
+      <w:pPr>
+        <w:rPr/>
+      </w:pPr>
+      <w:r>
+        <w:rPr>
+          <w:rtl w:val="0"/>
+        </w:rPr>
+      </w:r>
+    </w:p>
+    <w:p>
+      <w:pPr>
+        <w:rPr/>
+      </w:pPr>
+      <w:sdt>
+        <w:sdtPr>
+          <w:id w:val="-1928207137"/>
+          <w:tag w:val="goog_rdk_53"/>
+        </w:sdtPr>
+        <w:sdtContent>
+          <w:r>
+            <w:rPr>
+              <w:rFonts w:ascii="Arial Unicode MS" w:cs="Arial Unicode MS" w:eastAsia="Arial Unicode MS" w:hAnsi="Arial Unicode MS"/>
+              <w:rtl w:val="0"/>
+            </w:rPr>
+            <w:t xml:space="preserve">钮晓琳 饰 柳梦梅：</w:t>
+          </w:r>
+        </w:sdtContent>
+      </w:sdt>
+      <w:r>
+        <w:rPr>
+          <w:rFonts w:ascii="PMingLiu" w:cs="PMingLiu" w:eastAsia="PMingLiu" w:hAnsi="PMingLiu"/>
+          <w:rtl w:val="0"/>
+        </w:rPr>
+        <w:t xml:space="preserve">孟伟越剧艺术传习所</w:t>
+      </w:r>
+      <w:sdt>
+        <w:sdtPr>
+          <w:id w:val="1370655573"/>
+          <w:tag w:val="goog_rdk_54"/>
+        </w:sdtPr>
+        <w:sdtContent>
+          <w:r>
+            <w:rPr>
+              <w:rFonts w:ascii="Arial Unicode MS" w:cs="Arial Unicode MS" w:eastAsia="Arial Unicode MS" w:hAnsi="Arial Unicode MS"/>
+              <w:rtl w:val="0"/>
+            </w:rPr>
+            <w:t xml:space="preserve">小生</w:t>
+          </w:r>
+        </w:sdtContent>
+      </w:sdt>
+      <w:r>
+        <w:rPr>
+          <w:rFonts w:ascii="PMingLiu" w:cs="PMingLiu" w:eastAsia="PMingLiu" w:hAnsi="PMingLiu"/>
+          <w:rtl w:val="0"/>
+        </w:rPr>
+        <w:t xml:space="preserve">学员</w:t>
+      </w:r>
+      <w:r>
+        <w:rPr>
+          <w:rtl w:val="0"/>
+        </w:rPr>
+      </w:r>
+    </w:p>
+    <w:p>
+      <w:pPr>
+        <w:rPr/>
+      </w:pPr>
+      <w:sdt>
+        <w:sdtPr>
+          <w:id w:val="-75594915"/>
+          <w:tag w:val="goog_rdk_55"/>
+        </w:sdtPr>
+        <w:sdtContent>
+          <w:r>
+            <w:rPr>
+              <w:rFonts w:ascii="Arial Unicode MS" w:cs="Arial Unicode MS" w:eastAsia="Arial Unicode MS" w:hAnsi="Arial Unicode MS"/>
+              <w:rtl w:val="0"/>
+            </w:rPr>
+            <w:t xml:space="preserve">钱春晖 饰 杜丽娘：</w:t>
+          </w:r>
+        </w:sdtContent>
+      </w:sdt>
+      <w:r>
+        <w:rPr>
+          <w:rFonts w:ascii="PMingLiu" w:cs="PMingLiu" w:eastAsia="PMingLiu" w:hAnsi="PMingLiu"/>
+          <w:rtl w:val="0"/>
+        </w:rPr>
+        <w:t xml:space="preserve">孟伟越剧艺术传习所</w:t>
+      </w:r>
+      <w:sdt>
+        <w:sdtPr>
+          <w:id w:val="-1210553006"/>
+          <w:tag w:val="goog_rdk_56"/>
+        </w:sdtPr>
+        <w:sdtContent>
+          <w:r>
+            <w:rPr>
+              <w:rFonts w:ascii="Arial Unicode MS" w:cs="Arial Unicode MS" w:eastAsia="Arial Unicode MS" w:hAnsi="Arial Unicode MS"/>
+              <w:rtl w:val="0"/>
+            </w:rPr>
+            <w:t xml:space="preserve">花旦</w:t>
+          </w:r>
+        </w:sdtContent>
+      </w:sdt>
+      <w:r>
+        <w:rPr>
+          <w:rFonts w:ascii="PMingLiu" w:cs="PMingLiu" w:eastAsia="PMingLiu" w:hAnsi="PMingLiu"/>
+          <w:rtl w:val="0"/>
+        </w:rPr>
+        <w:t xml:space="preserve">学员</w:t>
+      </w:r>
+      <w:r>
+        <w:rPr>
+          <w:rtl w:val="0"/>
+        </w:rPr>
+      </w:r>
+    </w:p>
+    <w:p>
+      <w:pPr>
+        <w:rPr>
+          <w:rFonts w:ascii="Arimo" w:cs="Arimo" w:eastAsia="Arimo" w:hAnsi="Arimo"/>
+        </w:rPr>
+      </w:pPr>
+      <w:r>
+        <w:rPr>
+          <w:rtl w:val="0"/>
+        </w:rPr>
+      </w:r>
+    </w:p>
+    <w:p>
+      <w:pPr>
+        <w:rPr/>
+      </w:pPr>
+      <w:r>
+        <w:rPr>
+          <w:rtl w:val="0"/>
+        </w:rPr>
       </w:r>
     </w:p>
     <w:p>
@@ -2045,4 +2705,19 @@
   </a:objectDefaults>
   <a:extraClrSchemeLst/>
 </a:theme>
+</file>
+
+<file path=customXML/item1.xml><?xml version="1.0" encoding="utf-8"?>
+<go:gDocsCustomXmlDataStorage xmlns:go="http://customooxmlschemas.google.com/" xmlns:r="http://schemas.openxmlformats.org/officeDocument/2006/relationships" uri="GoogleDocsCustomDataVersion2">
+  <go:docsCustomData xmlns:go="http://customooxmlschemas.google.com/" roundtripDataSignature="AMtx7mh+5kKVBFCyNSU/j3zX08ym5ze4jQ==">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</go:docsCustomData>
+</go:gDocsCustomXmlDataStorage>
+</file>
+
+<file path=customXML/itemProps1.xml><?xml version="1.0" encoding="utf-8"?>
+<ds:datastoreItem xmlns:ds="http://schemas.openxmlformats.org/officeDocument/2006/customXml" ds:itemID="{11111111-1234-1234-1234-123412341234}">
+  <ds:schemaRefs>
+    <ds:schemaRef ds:uri="http://schemas.openxmlformats.org/officeDocument/2006/relationships"/>
+    <ds:schemaRef ds:uri="http://customooxmlschemas.google.com/"/>
+  </ds:schemaRefs>
+</ds:datastoreItem>
 </file>